--- a/06-学生侧材料/讲义/2026-06-23-有机化学基础.docx
+++ b/06-学生侧材料/讲义/2026-06-23-有机化学基础.docx
@@ -2,7 +2,7 @@
 <file path=word/document.xml><?xml version="1.0" encoding="utf-8"?>
 <w:document xmlns:w="http://schemas.openxmlformats.org/wordprocessingml/2006/main" xmlns:m="http://schemas.openxmlformats.org/officeDocument/2006/math" xmlns:r="http://schemas.openxmlformats.org/officeDocument/2006/relationships" xmlns:o="urn:schemas-microsoft-com:office:office" xmlns:v="urn:schemas-microsoft-com:vml" xmlns:w10="urn:schemas-microsoft-com:office:word" xmlns:a="http://schemas.openxmlformats.org/drawingml/2006/main" xmlns:pic="http://schemas.openxmlformats.org/drawingml/2006/picture" xmlns:wp="http://schemas.openxmlformats.org/drawingml/2006/wordprocessingDrawing">
   <w:body>
-    <w:bookmarkStart w:id="52" w:name="第一讲有机化学基础结构电子效应与立体化学"/>
+    <w:bookmarkStart w:id="55" w:name="第一讲有机化学基础结构电子效应与立体化学"/>
     <w:p>
       <w:pPr>
         <w:pStyle w:val="Heading1"/>
@@ -258,7 +258,7 @@
       </w:r>
     </w:p>
     <w:bookmarkEnd w:id="9"/>
-    <w:bookmarkStart w:id="30" w:name="一核心概念"/>
+    <w:bookmarkStart w:id="33" w:name="一核心概念"/>
     <w:p>
       <w:pPr>
         <w:pStyle w:val="Heading2"/>
@@ -352,7 +352,7 @@
           <w:p>
             <w:pPr>
               <w:pStyle w:val="Compact"/>
-              <w:jc w:val="left"/>
+              <w:jc w:val="center"/>
             </w:pPr>
             <w:r>
               <w:rPr>
@@ -368,7 +368,7 @@
           <w:p>
             <w:pPr>
               <w:pStyle w:val="Compact"/>
-              <w:jc w:val="left"/>
+              <w:jc w:val="center"/>
             </w:pPr>
             <w:r>
               <w:rPr>
@@ -384,7 +384,7 @@
           <w:p>
             <w:pPr>
               <w:pStyle w:val="Compact"/>
-              <w:jc w:val="left"/>
+              <w:jc w:val="center"/>
             </w:pPr>
             <w:r>
               <w:rPr>
@@ -402,7 +402,7 @@
           <w:p>
             <w:pPr>
               <w:pStyle w:val="Compact"/>
-              <w:jc w:val="left"/>
+              <w:jc w:val="center"/>
             </w:pPr>
             <w:r>
               <w:rPr>
@@ -417,7 +417,7 @@
           <w:p>
             <w:pPr>
               <w:pStyle w:val="Compact"/>
-              <w:jc w:val="left"/>
+              <w:jc w:val="center"/>
             </w:pPr>
             <w:r>
               <w:rPr>
@@ -432,7 +432,7 @@
           <w:p>
             <w:pPr>
               <w:pStyle w:val="Compact"/>
-              <w:jc w:val="left"/>
+              <w:jc w:val="center"/>
             </w:pPr>
             <w:r>
               <w:rPr>
@@ -449,7 +449,7 @@
           <w:p>
             <w:pPr>
               <w:pStyle w:val="Compact"/>
-              <w:jc w:val="left"/>
+              <w:jc w:val="center"/>
             </w:pPr>
             <w:r>
               <w:rPr>
@@ -464,7 +464,7 @@
           <w:p>
             <w:pPr>
               <w:pStyle w:val="Compact"/>
-              <w:jc w:val="left"/>
+              <w:jc w:val="center"/>
             </w:pPr>
             <w:r>
               <w:rPr>
@@ -479,7 +479,7 @@
           <w:p>
             <w:pPr>
               <w:pStyle w:val="Compact"/>
-              <w:jc w:val="left"/>
+              <w:jc w:val="center"/>
             </w:pPr>
             <w:r>
               <w:rPr>
@@ -514,7 +514,7 @@
           <w:p>
             <w:pPr>
               <w:pStyle w:val="Compact"/>
-              <w:jc w:val="left"/>
+              <w:jc w:val="center"/>
             </w:pPr>
             <w:r>
               <w:rPr>
@@ -529,7 +529,7 @@
           <w:p>
             <w:pPr>
               <w:pStyle w:val="Compact"/>
-              <w:jc w:val="left"/>
+              <w:jc w:val="center"/>
             </w:pPr>
             <w:r>
               <w:rPr>
@@ -544,7 +544,7 @@
           <w:p>
             <w:pPr>
               <w:pStyle w:val="Compact"/>
-              <w:jc w:val="left"/>
+              <w:jc w:val="center"/>
             </w:pPr>
             <w:r>
               <w:rPr>
@@ -561,7 +561,7 @@
           <w:p>
             <w:pPr>
               <w:pStyle w:val="Compact"/>
-              <w:jc w:val="left"/>
+              <w:jc w:val="center"/>
             </w:pPr>
             <w:r>
               <w:rPr>
@@ -576,7 +576,7 @@
           <w:p>
             <w:pPr>
               <w:pStyle w:val="Compact"/>
-              <w:jc w:val="left"/>
+              <w:jc w:val="center"/>
             </w:pPr>
             <w:r>
               <w:rPr>
@@ -591,7 +591,7 @@
           <w:p>
             <w:pPr>
               <w:pStyle w:val="Compact"/>
-              <w:jc w:val="left"/>
+              <w:jc w:val="center"/>
             </w:pPr>
             <w:r>
               <w:rPr>
@@ -608,7 +608,7 @@
           <w:p>
             <w:pPr>
               <w:pStyle w:val="Compact"/>
-              <w:jc w:val="left"/>
+              <w:jc w:val="center"/>
             </w:pPr>
             <w:r>
               <w:rPr>
@@ -623,7 +623,7 @@
           <w:p>
             <w:pPr>
               <w:pStyle w:val="Compact"/>
-              <w:jc w:val="left"/>
+              <w:jc w:val="center"/>
             </w:pPr>
             <w:r>
               <w:rPr>
@@ -638,7 +638,7 @@
           <w:p>
             <w:pPr>
               <w:pStyle w:val="Compact"/>
-              <w:jc w:val="left"/>
+              <w:jc w:val="center"/>
             </w:pPr>
             <w:r>
               <w:rPr>
@@ -934,12 +934,6 @@
       <w:pPr>
         <w:pStyle w:val="BlockText"/>
       </w:pPr>
-      <w:r>
-        <w:t xml:space="preserve">💡</w:t>
-      </w:r>
-      <w:r>
-        <w:t xml:space="preserve"> </w:t>
-      </w:r>
       <w:r>
         <w:rPr>
           <w:rFonts w:hint="eastAsia" w:eastAsia="SimSun" w:ascii="Times New Roman" w:hAnsi="Times New Roman"/>
@@ -1004,7 +998,7 @@
           <w:p>
             <w:pPr>
               <w:pStyle w:val="Compact"/>
-              <w:jc w:val="left"/>
+              <w:jc w:val="center"/>
             </w:pPr>
             <w:r>
               <w:rPr>
@@ -1020,7 +1014,7 @@
           <w:p>
             <w:pPr>
               <w:pStyle w:val="Compact"/>
-              <w:jc w:val="left"/>
+              <w:jc w:val="center"/>
             </w:pPr>
             <w:r>
               <w:rPr>
@@ -1036,7 +1030,7 @@
           <w:p>
             <w:pPr>
               <w:pStyle w:val="Compact"/>
-              <w:jc w:val="left"/>
+              <w:jc w:val="center"/>
             </w:pPr>
             <w:r>
               <w:rPr>
@@ -1052,7 +1046,7 @@
           <w:p>
             <w:pPr>
               <w:pStyle w:val="Compact"/>
-              <w:jc w:val="left"/>
+              <w:jc w:val="center"/>
             </w:pPr>
             <w:r>
               <w:rPr>
@@ -1070,7 +1064,7 @@
           <w:p>
             <w:pPr>
               <w:pStyle w:val="Compact"/>
-              <w:jc w:val="left"/>
+              <w:jc w:val="center"/>
             </w:pPr>
             <w:r>
               <w:rPr>
@@ -1085,7 +1079,7 @@
           <w:p>
             <w:pPr>
               <w:pStyle w:val="Compact"/>
-              <w:jc w:val="left"/>
+              <w:jc w:val="center"/>
             </w:pPr>
             <w:r>
               <w:rPr>
@@ -1100,7 +1094,7 @@
           <w:p>
             <w:pPr>
               <w:pStyle w:val="Compact"/>
-              <w:jc w:val="left"/>
+              <w:jc w:val="center"/>
             </w:pPr>
             <w:r>
               <w:rPr>
@@ -1115,7 +1109,7 @@
           <w:p>
             <w:pPr>
               <w:pStyle w:val="Compact"/>
-              <w:jc w:val="left"/>
+              <w:jc w:val="center"/>
             </w:pPr>
             <w:r>
               <w:rPr>
@@ -1132,7 +1126,7 @@
           <w:p>
             <w:pPr>
               <w:pStyle w:val="Compact"/>
-              <w:jc w:val="left"/>
+              <w:jc w:val="center"/>
             </w:pPr>
             <w:r>
               <w:rPr>
@@ -1147,7 +1141,7 @@
           <w:p>
             <w:pPr>
               <w:pStyle w:val="Compact"/>
-              <w:jc w:val="left"/>
+              <w:jc w:val="center"/>
             </w:pPr>
             <w:r>
               <w:rPr>
@@ -1162,7 +1156,7 @@
           <w:p>
             <w:pPr>
               <w:pStyle w:val="Compact"/>
-              <w:jc w:val="left"/>
+              <w:jc w:val="center"/>
             </w:pPr>
             <w:r>
               <w:rPr>
@@ -1177,7 +1171,7 @@
           <w:p>
             <w:pPr>
               <w:pStyle w:val="Compact"/>
-              <w:jc w:val="left"/>
+              <w:jc w:val="center"/>
             </w:pPr>
             <w:r>
               <w:rPr>
@@ -1194,7 +1188,7 @@
           <w:p>
             <w:pPr>
               <w:pStyle w:val="Compact"/>
-              <w:jc w:val="left"/>
+              <w:jc w:val="center"/>
             </w:pPr>
             <w:r>
               <w:rPr>
@@ -1209,7 +1203,7 @@
           <w:p>
             <w:pPr>
               <w:pStyle w:val="Compact"/>
-              <w:jc w:val="left"/>
+              <w:jc w:val="center"/>
             </w:pPr>
             <w:r>
               <w:rPr>
@@ -1224,7 +1218,7 @@
           <w:p>
             <w:pPr>
               <w:pStyle w:val="Compact"/>
-              <w:jc w:val="left"/>
+              <w:jc w:val="center"/>
             </w:pPr>
             <w:r>
               <w:rPr>
@@ -1239,7 +1233,7 @@
           <w:p>
             <w:pPr>
               <w:pStyle w:val="Compact"/>
-              <w:jc w:val="left"/>
+              <w:jc w:val="center"/>
             </w:pPr>
             <w:r>
               <w:rPr>
@@ -1256,7 +1250,7 @@
           <w:p>
             <w:pPr>
               <w:pStyle w:val="Compact"/>
-              <w:jc w:val="left"/>
+              <w:jc w:val="center"/>
             </w:pPr>
             <w:r>
               <w:rPr>
@@ -1271,7 +1265,7 @@
           <w:p>
             <w:pPr>
               <w:pStyle w:val="Compact"/>
-              <w:jc w:val="left"/>
+              <w:jc w:val="center"/>
             </w:pPr>
             <w:r>
               <w:rPr>
@@ -1286,7 +1280,7 @@
           <w:p>
             <w:pPr>
               <w:pStyle w:val="Compact"/>
-              <w:jc w:val="left"/>
+              <w:jc w:val="center"/>
             </w:pPr>
             <w:r>
               <w:rPr>
@@ -1301,7 +1295,7 @@
           <w:p>
             <w:pPr>
               <w:pStyle w:val="Compact"/>
-              <w:jc w:val="left"/>
+              <w:jc w:val="center"/>
             </w:pPr>
             <w:r>
               <w:rPr>
@@ -1318,7 +1312,7 @@
           <w:p>
             <w:pPr>
               <w:pStyle w:val="Compact"/>
-              <w:jc w:val="left"/>
+              <w:jc w:val="center"/>
             </w:pPr>
             <w:r>
               <w:rPr>
@@ -1333,7 +1327,7 @@
           <w:p>
             <w:pPr>
               <w:pStyle w:val="Compact"/>
-              <w:jc w:val="left"/>
+              <w:jc w:val="center"/>
             </w:pPr>
             <w:r>
               <w:rPr>
@@ -1348,7 +1342,7 @@
           <w:p>
             <w:pPr>
               <w:pStyle w:val="Compact"/>
-              <w:jc w:val="left"/>
+              <w:jc w:val="center"/>
             </w:pPr>
             <w:r>
               <w:rPr>
@@ -1363,7 +1357,7 @@
           <w:p>
             <w:pPr>
               <w:pStyle w:val="Compact"/>
-              <w:jc w:val="left"/>
+              <w:jc w:val="center"/>
             </w:pPr>
             <w:r>
               <w:rPr>
@@ -1380,7 +1374,7 @@
           <w:p>
             <w:pPr>
               <w:pStyle w:val="Compact"/>
-              <w:jc w:val="left"/>
+              <w:jc w:val="center"/>
             </w:pPr>
             <w:r>
               <w:rPr>
@@ -1395,7 +1389,7 @@
           <w:p>
             <w:pPr>
               <w:pStyle w:val="Compact"/>
-              <w:jc w:val="left"/>
+              <w:jc w:val="center"/>
             </w:pPr>
             <w:r>
               <w:rPr>
@@ -1410,7 +1404,7 @@
           <w:p>
             <w:pPr>
               <w:pStyle w:val="Compact"/>
-              <w:jc w:val="left"/>
+              <w:jc w:val="center"/>
             </w:pPr>
             <w:r>
               <w:rPr>
@@ -1425,7 +1419,7 @@
           <w:p>
             <w:pPr>
               <w:pStyle w:val="Compact"/>
-              <w:jc w:val="left"/>
+              <w:jc w:val="center"/>
             </w:pPr>
             <w:r>
               <w:rPr>
@@ -1442,7 +1436,7 @@
           <w:p>
             <w:pPr>
               <w:pStyle w:val="Compact"/>
-              <w:jc w:val="left"/>
+              <w:jc w:val="center"/>
             </w:pPr>
             <w:r>
               <w:rPr>
@@ -1457,7 +1451,7 @@
           <w:p>
             <w:pPr>
               <w:pStyle w:val="Compact"/>
-              <w:jc w:val="left"/>
+              <w:jc w:val="center"/>
             </w:pPr>
             <w:r>
               <w:rPr>
@@ -1472,7 +1466,7 @@
           <w:p>
             <w:pPr>
               <w:pStyle w:val="Compact"/>
-              <w:jc w:val="left"/>
+              <w:jc w:val="center"/>
             </w:pPr>
             <w:r>
               <w:rPr>
@@ -1487,7 +1481,7 @@
           <w:p>
             <w:pPr>
               <w:pStyle w:val="Compact"/>
-              <w:jc w:val="left"/>
+              <w:jc w:val="center"/>
             </w:pPr>
             <w:r>
               <w:rPr>
@@ -1504,7 +1498,7 @@
           <w:p>
             <w:pPr>
               <w:pStyle w:val="Compact"/>
-              <w:jc w:val="left"/>
+              <w:jc w:val="center"/>
             </w:pPr>
             <w:r>
               <w:rPr>
@@ -1519,7 +1513,7 @@
           <w:p>
             <w:pPr>
               <w:pStyle w:val="Compact"/>
-              <w:jc w:val="left"/>
+              <w:jc w:val="center"/>
             </w:pPr>
             <w:r>
               <w:rPr>
@@ -1534,7 +1528,7 @@
           <w:p>
             <w:pPr>
               <w:pStyle w:val="Compact"/>
-              <w:jc w:val="left"/>
+              <w:jc w:val="center"/>
             </w:pPr>
             <w:r>
               <w:rPr>
@@ -1549,7 +1543,7 @@
           <w:p>
             <w:pPr>
               <w:pStyle w:val="Compact"/>
-              <w:jc w:val="left"/>
+              <w:jc w:val="center"/>
             </w:pPr>
             <w:r>
               <w:rPr>
@@ -1566,7 +1560,7 @@
           <w:p>
             <w:pPr>
               <w:pStyle w:val="Compact"/>
-              <w:jc w:val="left"/>
+              <w:jc w:val="center"/>
             </w:pPr>
             <w:r>
               <w:rPr>
@@ -1581,7 +1575,7 @@
           <w:p>
             <w:pPr>
               <w:pStyle w:val="Compact"/>
-              <w:jc w:val="left"/>
+              <w:jc w:val="center"/>
             </w:pPr>
             <w:r>
               <w:rPr>
@@ -1596,7 +1590,7 @@
           <w:p>
             <w:pPr>
               <w:pStyle w:val="Compact"/>
-              <w:jc w:val="left"/>
+              <w:jc w:val="center"/>
             </w:pPr>
             <w:r>
               <w:rPr>
@@ -1611,7 +1605,7 @@
           <w:p>
             <w:pPr>
               <w:pStyle w:val="Compact"/>
-              <w:jc w:val="left"/>
+              <w:jc w:val="center"/>
             </w:pPr>
             <w:r>
               <w:rPr>
@@ -1628,7 +1622,7 @@
           <w:p>
             <w:pPr>
               <w:pStyle w:val="Compact"/>
-              <w:jc w:val="left"/>
+              <w:jc w:val="center"/>
             </w:pPr>
             <w:r>
               <w:rPr>
@@ -1643,7 +1637,7 @@
           <w:p>
             <w:pPr>
               <w:pStyle w:val="Compact"/>
-              <w:jc w:val="left"/>
+              <w:jc w:val="center"/>
             </w:pPr>
             <w:r>
               <w:rPr>
@@ -1658,7 +1652,7 @@
           <w:p>
             <w:pPr>
               <w:pStyle w:val="Compact"/>
-              <w:jc w:val="left"/>
+              <w:jc w:val="center"/>
             </w:pPr>
             <w:r>
               <w:rPr>
@@ -1673,7 +1667,7 @@
           <w:p>
             <w:pPr>
               <w:pStyle w:val="Compact"/>
-              <w:jc w:val="left"/>
+              <w:jc w:val="center"/>
             </w:pPr>
             <w:r>
               <w:rPr>
@@ -1690,7 +1684,7 @@
           <w:p>
             <w:pPr>
               <w:pStyle w:val="Compact"/>
-              <w:jc w:val="left"/>
+              <w:jc w:val="center"/>
             </w:pPr>
             <w:r>
               <w:rPr>
@@ -1705,7 +1699,7 @@
           <w:p>
             <w:pPr>
               <w:pStyle w:val="Compact"/>
-              <w:jc w:val="left"/>
+              <w:jc w:val="center"/>
             </w:pPr>
             <w:r>
               <w:rPr>
@@ -1720,7 +1714,7 @@
           <w:p>
             <w:pPr>
               <w:pStyle w:val="Compact"/>
-              <w:jc w:val="left"/>
+              <w:jc w:val="center"/>
             </w:pPr>
             <w:r>
               <w:rPr>
@@ -1735,7 +1729,7 @@
           <w:p>
             <w:pPr>
               <w:pStyle w:val="Compact"/>
-              <w:jc w:val="left"/>
+              <w:jc w:val="center"/>
             </w:pPr>
             <w:r>
               <w:rPr>
@@ -1752,7 +1746,7 @@
           <w:p>
             <w:pPr>
               <w:pStyle w:val="Compact"/>
-              <w:jc w:val="left"/>
+              <w:jc w:val="center"/>
             </w:pPr>
             <w:r>
               <w:rPr>
@@ -1767,7 +1761,7 @@
           <w:p>
             <w:pPr>
               <w:pStyle w:val="Compact"/>
-              <w:jc w:val="left"/>
+              <w:jc w:val="center"/>
             </w:pPr>
             <w:r>
               <w:rPr>
@@ -1782,7 +1776,7 @@
           <w:p>
             <w:pPr>
               <w:pStyle w:val="Compact"/>
-              <w:jc w:val="left"/>
+              <w:jc w:val="center"/>
             </w:pPr>
             <w:r>
               <w:rPr>
@@ -1797,7 +1791,7 @@
           <w:p>
             <w:pPr>
               <w:pStyle w:val="Compact"/>
-              <w:jc w:val="left"/>
+              <w:jc w:val="center"/>
             </w:pPr>
             <w:r>
               <w:rPr>
@@ -1814,7 +1808,7 @@
           <w:p>
             <w:pPr>
               <w:pStyle w:val="Compact"/>
-              <w:jc w:val="left"/>
+              <w:jc w:val="center"/>
             </w:pPr>
             <w:r>
               <w:rPr>
@@ -1829,7 +1823,7 @@
           <w:p>
             <w:pPr>
               <w:pStyle w:val="Compact"/>
-              <w:jc w:val="left"/>
+              <w:jc w:val="center"/>
             </w:pPr>
             <w:r>
               <w:rPr>
@@ -1844,7 +1838,7 @@
           <w:p>
             <w:pPr>
               <w:pStyle w:val="Compact"/>
-              <w:jc w:val="left"/>
+              <w:jc w:val="center"/>
             </w:pPr>
             <w:r>
               <w:rPr>
@@ -1859,7 +1853,7 @@
           <w:p>
             <w:pPr>
               <w:pStyle w:val="Compact"/>
-              <w:jc w:val="left"/>
+              <w:jc w:val="center"/>
             </w:pPr>
             <w:r>
               <w:rPr>
@@ -1876,7 +1870,7 @@
           <w:p>
             <w:pPr>
               <w:pStyle w:val="Compact"/>
-              <w:jc w:val="left"/>
+              <w:jc w:val="center"/>
             </w:pPr>
             <w:r>
               <w:rPr>
@@ -1891,7 +1885,7 @@
           <w:p>
             <w:pPr>
               <w:pStyle w:val="Compact"/>
-              <w:jc w:val="left"/>
+              <w:jc w:val="center"/>
             </w:pPr>
             <w:r>
               <w:rPr>
@@ -1906,7 +1900,7 @@
           <w:p>
             <w:pPr>
               <w:pStyle w:val="Compact"/>
-              <w:jc w:val="left"/>
+              <w:jc w:val="center"/>
             </w:pPr>
             <w:r>
               <w:rPr>
@@ -1921,7 +1915,7 @@
           <w:p>
             <w:pPr>
               <w:pStyle w:val="Compact"/>
-              <w:jc w:val="left"/>
+              <w:jc w:val="center"/>
             </w:pPr>
             <w:r>
               <w:rPr>
@@ -1938,7 +1932,7 @@
           <w:p>
             <w:pPr>
               <w:pStyle w:val="Compact"/>
-              <w:jc w:val="left"/>
+              <w:jc w:val="center"/>
             </w:pPr>
             <w:r>
               <w:rPr>
@@ -1953,7 +1947,7 @@
           <w:p>
             <w:pPr>
               <w:pStyle w:val="Compact"/>
-              <w:jc w:val="left"/>
+              <w:jc w:val="center"/>
             </w:pPr>
             <w:r>
               <w:rPr>
@@ -1968,7 +1962,7 @@
           <w:p>
             <w:pPr>
               <w:pStyle w:val="Compact"/>
-              <w:jc w:val="left"/>
+              <w:jc w:val="center"/>
             </w:pPr>
             <w:r>
               <w:rPr>
@@ -1983,7 +1977,7 @@
           <w:p>
             <w:pPr>
               <w:pStyle w:val="Compact"/>
-              <w:jc w:val="left"/>
+              <w:jc w:val="center"/>
             </w:pPr>
             <w:r>
               <w:rPr>
@@ -2000,7 +1994,7 @@
           <w:p>
             <w:pPr>
               <w:pStyle w:val="Compact"/>
-              <w:jc w:val="left"/>
+              <w:jc w:val="center"/>
             </w:pPr>
             <w:r>
               <w:rPr>
@@ -2015,7 +2009,7 @@
           <w:p>
             <w:pPr>
               <w:pStyle w:val="Compact"/>
-              <w:jc w:val="left"/>
+              <w:jc w:val="center"/>
             </w:pPr>
             <w:r>
               <w:rPr>
@@ -2030,7 +2024,7 @@
           <w:p>
             <w:pPr>
               <w:pStyle w:val="Compact"/>
-              <w:jc w:val="left"/>
+              <w:jc w:val="center"/>
             </w:pPr>
             <w:r>
               <w:rPr>
@@ -2045,7 +2039,7 @@
           <w:p>
             <w:pPr>
               <w:pStyle w:val="Compact"/>
-              <w:jc w:val="left"/>
+              <w:jc w:val="center"/>
             </w:pPr>
             <w:r>
               <w:rPr>
@@ -2121,7 +2115,7 @@
           <w:p>
             <w:pPr>
               <w:pStyle w:val="Compact"/>
-              <w:jc w:val="left"/>
+              <w:jc w:val="center"/>
             </w:pPr>
             <w:r>
               <w:rPr>
@@ -2137,7 +2131,7 @@
           <w:p>
             <w:pPr>
               <w:pStyle w:val="Compact"/>
-              <w:jc w:val="left"/>
+              <w:jc w:val="center"/>
             </w:pPr>
             <w:r>
               <w:rPr>
@@ -2153,7 +2147,7 @@
           <w:p>
             <w:pPr>
               <w:pStyle w:val="Compact"/>
-              <w:jc w:val="left"/>
+              <w:jc w:val="center"/>
             </w:pPr>
             <w:r>
               <w:rPr>
@@ -2171,7 +2165,7 @@
           <w:p>
             <w:pPr>
               <w:pStyle w:val="Compact"/>
-              <w:jc w:val="left"/>
+              <w:jc w:val="center"/>
             </w:pPr>
             <w:r>
               <w:rPr>
@@ -2188,7 +2182,7 @@
           <w:p>
             <w:pPr>
               <w:pStyle w:val="Compact"/>
-              <w:jc w:val="left"/>
+              <w:jc w:val="center"/>
             </w:pPr>
             <w:r>
               <w:rPr>
@@ -2203,7 +2197,7 @@
           <w:p>
             <w:pPr>
               <w:pStyle w:val="Compact"/>
-              <w:jc w:val="left"/>
+              <w:jc w:val="center"/>
             </w:pPr>
             <w:r>
               <w:rPr>
@@ -2220,7 +2214,7 @@
           <w:p>
             <w:pPr>
               <w:pStyle w:val="Compact"/>
-              <w:jc w:val="left"/>
+              <w:jc w:val="center"/>
             </w:pPr>
             <w:r>
               <w:rPr>
@@ -2237,7 +2231,7 @@
           <w:p>
             <w:pPr>
               <w:pStyle w:val="Compact"/>
-              <w:jc w:val="left"/>
+              <w:jc w:val="center"/>
             </w:pPr>
             <w:r>
               <w:rPr>
@@ -2252,7 +2246,7 @@
           <w:p>
             <w:pPr>
               <w:pStyle w:val="Compact"/>
-              <w:jc w:val="left"/>
+              <w:jc w:val="center"/>
             </w:pPr>
             <w:r>
               <w:rPr>
@@ -2269,7 +2263,7 @@
           <w:p>
             <w:pPr>
               <w:pStyle w:val="Compact"/>
-              <w:jc w:val="left"/>
+              <w:jc w:val="center"/>
             </w:pPr>
             <w:r>
               <w:rPr>
@@ -2286,7 +2280,7 @@
           <w:p>
             <w:pPr>
               <w:pStyle w:val="Compact"/>
-              <w:jc w:val="left"/>
+              <w:jc w:val="center"/>
             </w:pPr>
             <w:r>
               <w:rPr>
@@ -2301,7 +2295,7 @@
           <w:p>
             <w:pPr>
               <w:pStyle w:val="Compact"/>
-              <w:jc w:val="left"/>
+              <w:jc w:val="center"/>
             </w:pPr>
             <w:r>
               <w:rPr>
@@ -2318,7 +2312,7 @@
           <w:p>
             <w:pPr>
               <w:pStyle w:val="Compact"/>
-              <w:jc w:val="left"/>
+              <w:jc w:val="center"/>
             </w:pPr>
             <w:r>
               <w:rPr>
@@ -2335,7 +2329,7 @@
           <w:p>
             <w:pPr>
               <w:pStyle w:val="Compact"/>
-              <w:jc w:val="left"/>
+              <w:jc w:val="center"/>
             </w:pPr>
             <w:r>
               <w:rPr>
@@ -2350,7 +2344,7 @@
           <w:p>
             <w:pPr>
               <w:pStyle w:val="Compact"/>
-              <w:jc w:val="left"/>
+              <w:jc w:val="center"/>
             </w:pPr>
             <w:r>
               <w:rPr>
@@ -2454,12 +2448,6 @@
       <w:pPr>
         <w:pStyle w:val="BlockText"/>
       </w:pPr>
-      <w:r>
-        <w:t xml:space="preserve">⚠️</w:t>
-      </w:r>
-      <w:r>
-        <w:t xml:space="preserve"> </w:t>
-      </w:r>
       <w:r>
         <w:rPr>
           <w:rFonts w:hint="eastAsia" w:eastAsia="SimSun" w:ascii="Times New Roman" w:hAnsi="Times New Roman"/>
@@ -2549,7 +2537,7 @@
           <w:p>
             <w:pPr>
               <w:pStyle w:val="Compact"/>
-              <w:jc w:val="left"/>
+              <w:jc w:val="center"/>
             </w:pPr>
             <w:r>
               <w:rPr>
@@ -2565,7 +2553,7 @@
           <w:p>
             <w:pPr>
               <w:pStyle w:val="Compact"/>
-              <w:jc w:val="left"/>
+              <w:jc w:val="center"/>
             </w:pPr>
             <w:r>
               <w:rPr>
@@ -2581,7 +2569,7 @@
           <w:p>
             <w:pPr>
               <w:pStyle w:val="Compact"/>
-              <w:jc w:val="left"/>
+              <w:jc w:val="center"/>
             </w:pPr>
             <w:r>
               <w:rPr>
@@ -2599,7 +2587,7 @@
           <w:p>
             <w:pPr>
               <w:pStyle w:val="Compact"/>
-              <w:jc w:val="left"/>
+              <w:jc w:val="center"/>
             </w:pPr>
             <w:r>
               <w:rPr>
@@ -2616,7 +2604,7 @@
           <w:p>
             <w:pPr>
               <w:pStyle w:val="Compact"/>
-              <w:jc w:val="left"/>
+              <w:jc w:val="center"/>
             </w:pPr>
             <w:r>
               <w:rPr>
@@ -2631,7 +2619,7 @@
           <w:p>
             <w:pPr>
               <w:pStyle w:val="Compact"/>
-              <w:jc w:val="left"/>
+              <w:jc w:val="center"/>
             </w:pPr>
             <w:r>
               <w:rPr>
@@ -2648,7 +2636,7 @@
           <w:p>
             <w:pPr>
               <w:pStyle w:val="Compact"/>
-              <w:jc w:val="left"/>
+              <w:jc w:val="center"/>
             </w:pPr>
             <w:r>
               <w:rPr>
@@ -2665,7 +2653,7 @@
           <w:p>
             <w:pPr>
               <w:pStyle w:val="Compact"/>
-              <w:jc w:val="left"/>
+              <w:jc w:val="center"/>
             </w:pPr>
             <w:r>
               <w:rPr>
@@ -2680,7 +2668,7 @@
           <w:p>
             <w:pPr>
               <w:pStyle w:val="Compact"/>
-              <w:jc w:val="left"/>
+              <w:jc w:val="center"/>
             </w:pPr>
             <w:r>
               <w:rPr>
@@ -2697,7 +2685,7 @@
           <w:p>
             <w:pPr>
               <w:pStyle w:val="Compact"/>
-              <w:jc w:val="left"/>
+              <w:jc w:val="center"/>
             </w:pPr>
             <w:r>
               <w:rPr>
@@ -2714,7 +2702,7 @@
           <w:p>
             <w:pPr>
               <w:pStyle w:val="Compact"/>
-              <w:jc w:val="left"/>
+              <w:jc w:val="center"/>
             </w:pPr>
             <w:r>
               <w:rPr>
@@ -2729,7 +2717,7 @@
           <w:p>
             <w:pPr>
               <w:pStyle w:val="Compact"/>
-              <w:jc w:val="left"/>
+              <w:jc w:val="center"/>
             </w:pPr>
             <w:r>
               <w:rPr>
@@ -2764,7 +2752,7 @@
           <w:p>
             <w:pPr>
               <w:pStyle w:val="Compact"/>
-              <w:jc w:val="left"/>
+              <w:jc w:val="center"/>
             </w:pPr>
             <w:r>
               <w:rPr>
@@ -2781,7 +2769,7 @@
           <w:p>
             <w:pPr>
               <w:pStyle w:val="Compact"/>
-              <w:jc w:val="left"/>
+              <w:jc w:val="center"/>
             </w:pPr>
             <w:r>
               <w:rPr>
@@ -2796,7 +2784,7 @@
           <w:p>
             <w:pPr>
               <w:pStyle w:val="Compact"/>
-              <w:jc w:val="left"/>
+              <w:jc w:val="center"/>
             </w:pPr>
             <w:r>
               <w:rPr>
@@ -2840,12 +2828,6 @@
       <w:pPr>
         <w:pStyle w:val="BlockText"/>
       </w:pPr>
-      <w:r>
-        <w:t xml:space="preserve">💡</w:t>
-      </w:r>
-      <w:r>
-        <w:t xml:space="preserve"> </w:t>
-      </w:r>
       <w:r>
         <w:rPr>
           <w:rFonts w:hint="eastAsia" w:eastAsia="SimSun" w:ascii="Times New Roman" w:hAnsi="Times New Roman"/>
@@ -3128,7 +3110,7 @@
     </w:p>
     <w:bookmarkEnd w:id="15"/>
     <w:bookmarkEnd w:id="16"/>
-    <w:bookmarkStart w:id="20" w:name="立体化学基础"/>
+    <w:bookmarkStart w:id="23" w:name="立体化学基础"/>
     <w:p>
       <w:pPr>
         <w:pStyle w:val="Heading3"/>
@@ -3271,12 +3253,6 @@
         <w:pStyle w:val="BlockText"/>
       </w:pPr>
       <w:r>
-        <w:t xml:space="preserve">⚠️</w:t>
-      </w:r>
-      <w:r>
-        <w:t xml:space="preserve"> </w:t>
-      </w:r>
-      <w:r>
         <w:rPr>
           <w:rFonts w:hint="eastAsia" w:eastAsia="SimSun" w:ascii="Times New Roman" w:hAnsi="Times New Roman"/>
           <w:b/>
@@ -3296,12 +3272,6 @@
         <w:pStyle w:val="BlockText"/>
       </w:pPr>
       <w:r>
-        <w:t xml:space="preserve">💡</w:t>
-      </w:r>
-      <w:r>
-        <w:t xml:space="preserve"> </w:t>
-      </w:r>
-      <w:r>
         <w:rPr>
           <w:rFonts w:hint="eastAsia" w:eastAsia="SimSun" w:ascii="Times New Roman" w:hAnsi="Times New Roman"/>
           <w:b/>
@@ -3326,7 +3296,7 @@
       </w:r>
     </w:p>
     <w:bookmarkEnd w:id="17"/>
-    <w:bookmarkStart w:id="18" w:name="对映异构与手性"/>
+    <w:bookmarkStart w:id="21" w:name="对映异构与手性"/>
     <w:p>
       <w:pPr>
         <w:pStyle w:val="Heading4"/>
@@ -3391,6 +3361,156 @@
     <w:p>
       <w:pPr>
         <w:pStyle w:val="BodyText"/>
+        <w:jc w:val="center"/>
+      </w:pPr>
+      <w:r>
+        <w:rPr>
+          <w:b w:val="0"/>
+          <w:i w:val="0"/>
+          <w:sz w:val="21"/>
+        </w:rPr>
+        <w:drawing>
+          <wp:inline>
+            <wp:extent cx="5334000" cy="2218944"/>
+            <wp:effectExtent b="0" l="0" r="0" t="0"/>
+            <wp:docPr descr="手性碳原子与对映体" title="" id="19" name="Picture"/>
+            <a:graphic>
+              <a:graphicData uri="http://schemas.openxmlformats.org/drawingml/2006/picture">
+                <pic:pic>
+                  <pic:nvPicPr>
+                    <pic:cNvPr descr="media/chiral-center.png" id="20" name="Picture"/>
+                    <pic:cNvPicPr>
+                      <a:picLocks noChangeArrowheads="1" noChangeAspect="1"/>
+                    </pic:cNvPicPr>
+                  </pic:nvPicPr>
+                  <pic:blipFill>
+                    <a:blip r:embed="rId18"/>
+                    <a:stretch>
+                      <a:fillRect/>
+                    </a:stretch>
+                  </pic:blipFill>
+                  <pic:spPr bwMode="auto">
+                    <a:xfrm>
+                      <a:off x="0" y="0"/>
+                      <a:ext cx="5334000" cy="2218944"/>
+                    </a:xfrm>
+                    <a:prstGeom prst="rect">
+                      <a:avLst/>
+                    </a:prstGeom>
+                    <a:noFill/>
+                    <a:ln w="9525">
+                      <a:noFill/>
+                      <a:headEnd/>
+                      <a:tailEnd/>
+                    </a:ln>
+                  </pic:spPr>
+                </pic:pic>
+              </a:graphicData>
+            </a:graphic>
+          </wp:inline>
+        </w:drawing>
+      </w:r>
+      <w:r>
+        <w:rPr>
+          <w:b w:val="0"/>
+          <w:i w:val="0"/>
+          <w:sz w:val="21"/>
+        </w:rPr>
+        <w:t xml:space="preserve"> </w:t>
+      </w:r>
+      <w:r>
+        <w:rPr>
+          <w:rFonts w:hint="eastAsia" w:eastAsia="FangSong" w:ascii="Times New Roman" w:hAnsi="Times New Roman"/>
+          <w:b w:val="0"/>
+          <w:i w:val="0"/>
+          <w:iCs/>
+          <w:sz w:val="21"/>
+        </w:rPr>
+        <w:t xml:space="preserve">图</w:t>
+      </w:r>
+      <w:r>
+        <w:rPr>
+          <w:b w:val="0"/>
+          <w:i w:val="0"/>
+          <w:iCs/>
+          <w:sz w:val="21"/>
+        </w:rPr>
+        <w:t xml:space="preserve"> </w:t>
+      </w:r>
+      <w:r>
+        <w:rPr>
+          <w:rFonts w:hint="eastAsia" w:eastAsia="FangSong" w:ascii="Times New Roman" w:hAnsi="Times New Roman"/>
+          <w:b w:val="0"/>
+          <w:i w:val="0"/>
+          <w:iCs/>
+          <w:sz w:val="21"/>
+        </w:rPr>
+        <w:t xml:space="preserve">手性碳原子的四面体结构。连有四个不同基团的碳原子（C</w:t>
+      </w:r>
+      <w:r>
+        <w:rPr>
+          <w:rFonts w:hint="eastAsia" w:eastAsia="FangSong" w:ascii="Times New Roman" w:hAnsi="Times New Roman"/>
+          <w:b w:val="0"/>
+          <w:i w:val="0"/>
+          <w:sz w:val="21"/>
+        </w:rPr>
+        <w:t xml:space="preserve">）产生手性，形成互为镜像且不可重叠的一对对映体。R/S</w:t>
+      </w:r>
+      <w:r>
+        <w:rPr>
+          <w:b w:val="0"/>
+          <w:i w:val="0"/>
+          <w:sz w:val="21"/>
+        </w:rPr>
+        <w:t xml:space="preserve"> </w:t>
+      </w:r>
+      <w:r>
+        <w:rPr>
+          <w:rFonts w:hint="eastAsia" w:eastAsia="FangSong" w:ascii="Times New Roman" w:hAnsi="Times New Roman"/>
+          <w:b w:val="0"/>
+          <w:i w:val="0"/>
+          <w:sz w:val="21"/>
+        </w:rPr>
+        <w:t xml:space="preserve">命名法根据</w:t>
+      </w:r>
+      <w:r>
+        <w:rPr>
+          <w:b w:val="0"/>
+          <w:i w:val="0"/>
+          <w:sz w:val="21"/>
+        </w:rPr>
+        <w:t xml:space="preserve"> CIP </w:t>
+      </w:r>
+      <w:r>
+        <w:rPr>
+          <w:rFonts w:hint="eastAsia" w:eastAsia="FangSong" w:ascii="Times New Roman" w:hAnsi="Times New Roman"/>
+          <w:b w:val="0"/>
+          <w:i w:val="0"/>
+          <w:sz w:val="21"/>
+        </w:rPr>
+        <w:t xml:space="preserve">规则确定构型（Wikimedia</w:t>
+      </w:r>
+      <w:r>
+        <w:rPr>
+          <w:b w:val="0"/>
+          <w:i w:val="0"/>
+          <w:sz w:val="21"/>
+        </w:rPr>
+        <w:t xml:space="preserve"> </w:t>
+      </w:r>
+      <w:r>
+        <w:rPr>
+          <w:rFonts w:hint="eastAsia" w:eastAsia="FangSong" w:ascii="Times New Roman" w:hAnsi="Times New Roman"/>
+          <w:b w:val="0"/>
+          <w:i w:val="0"/>
+          <w:sz w:val="21"/>
+        </w:rPr>
+        <w:t xml:space="preserve">Commons）*</w:t>
+      </w:r>
+    </w:p>
+    <w:p>
+      <w:pPr>
+        <w:pStyle w:val="BodyText"/>
       </w:pPr>
       <w:r>
         <w:rPr>
@@ -3420,12 +3540,6 @@
       <w:pPr>
         <w:pStyle w:val="BlockText"/>
       </w:pPr>
-      <w:r>
-        <w:t xml:space="preserve">⚠️</w:t>
-      </w:r>
-      <w:r>
-        <w:t xml:space="preserve"> </w:t>
-      </w:r>
       <w:r>
         <w:rPr>
           <w:rFonts w:hint="eastAsia" w:eastAsia="SimSun" w:ascii="Times New Roman" w:hAnsi="Times New Roman"/>
@@ -3723,12 +3837,6 @@
       <w:pPr>
         <w:pStyle w:val="BlockText"/>
       </w:pPr>
-      <w:r>
-        <w:t xml:space="preserve">💡</w:t>
-      </w:r>
-      <w:r>
-        <w:t xml:space="preserve"> </w:t>
-      </w:r>
       <w:r>
         <w:rPr>
           <w:rFonts w:hint="eastAsia" w:eastAsia="SimSun" w:ascii="Times New Roman" w:hAnsi="Times New Roman"/>
@@ -4050,7 +4158,7 @@
           <w:p>
             <w:pPr>
               <w:pStyle w:val="Compact"/>
-              <w:jc w:val="left"/>
+              <w:jc w:val="center"/>
             </w:pPr>
             <w:r>
               <w:rPr>
@@ -4066,7 +4174,7 @@
           <w:p>
             <w:pPr>
               <w:pStyle w:val="Compact"/>
-              <w:jc w:val="left"/>
+              <w:jc w:val="center"/>
             </w:pPr>
             <w:r>
               <w:rPr>
@@ -4116,7 +4224,7 @@
           <w:p>
             <w:pPr>
               <w:pStyle w:val="Compact"/>
-              <w:jc w:val="left"/>
+              <w:jc w:val="center"/>
             </w:pPr>
             <w:r>
               <w:rPr>
@@ -4131,7 +4239,7 @@
           <w:p>
             <w:pPr>
               <w:pStyle w:val="Compact"/>
-              <w:jc w:val="left"/>
+              <w:jc w:val="center"/>
             </w:pPr>
             <w:r>
               <w:rPr>
@@ -4178,7 +4286,7 @@
           <w:p>
             <w:pPr>
               <w:pStyle w:val="Compact"/>
-              <w:jc w:val="left"/>
+              <w:jc w:val="center"/>
             </w:pPr>
             <w:r>
               <w:rPr>
@@ -4193,7 +4301,7 @@
           <w:p>
             <w:pPr>
               <w:pStyle w:val="Compact"/>
-              <w:jc w:val="left"/>
+              <w:jc w:val="center"/>
             </w:pPr>
             <w:r>
               <w:rPr>
@@ -4235,8 +4343,8 @@
         </w:tc>
       </w:tr>
     </w:tbl>
-    <w:bookmarkEnd w:id="18"/>
-    <w:bookmarkStart w:id="19" w:name="构象异构"/>
+    <w:bookmarkEnd w:id="21"/>
+    <w:bookmarkStart w:id="22" w:name="构象异构"/>
     <w:p>
       <w:pPr>
         <w:pStyle w:val="Heading4"/>
@@ -4531,12 +4639,6 @@
       <w:pPr>
         <w:pStyle w:val="BlockText"/>
       </w:pPr>
-      <w:r>
-        <w:t xml:space="preserve">💡</w:t>
-      </w:r>
-      <w:r>
-        <w:t xml:space="preserve"> </w:t>
-      </w:r>
       <w:r>
         <w:rPr>
           <w:rFonts w:hint="eastAsia" w:eastAsia="SimSun" w:ascii="Times New Roman" w:hAnsi="Times New Roman"/>
@@ -4712,9 +4814,9 @@
         </w:pict>
       </w:r>
     </w:p>
-    <w:bookmarkEnd w:id="19"/>
-    <w:bookmarkEnd w:id="20"/>
-    <w:bookmarkStart w:id="25" w:name="电子效应"/>
+    <w:bookmarkEnd w:id="22"/>
+    <w:bookmarkEnd w:id="23"/>
+    <w:bookmarkStart w:id="28" w:name="电子效应"/>
     <w:p>
       <w:pPr>
         <w:pStyle w:val="Heading3"/>
@@ -4748,7 +4850,7 @@
         <w:t xml:space="preserve">为什么这个分子/离子比另一个更稳定？</w:t>
       </w:r>
     </w:p>
-    <w:bookmarkStart w:id="21" w:name="诱导效应-inductive-effect"/>
+    <w:bookmarkStart w:id="24" w:name="诱导效应-inductive-effect"/>
     <w:p>
       <w:pPr>
         <w:pStyle w:val="Heading4"/>
@@ -4852,7 +4954,7 @@
           <w:p>
             <w:pPr>
               <w:pStyle w:val="Compact"/>
-              <w:jc w:val="left"/>
+              <w:jc w:val="center"/>
             </w:pPr>
             <w:r>
               <w:rPr>
@@ -4868,7 +4970,7 @@
           <w:p>
             <w:pPr>
               <w:pStyle w:val="Compact"/>
-              <w:jc w:val="left"/>
+              <w:jc w:val="center"/>
             </w:pPr>
             <w:r>
               <w:rPr>
@@ -4902,7 +5004,7 @@
           <w:p>
             <w:pPr>
               <w:pStyle w:val="Compact"/>
-              <w:jc w:val="left"/>
+              <w:jc w:val="center"/>
             </w:pPr>
             <w:r>
               <w:rPr>
@@ -4917,7 +5019,7 @@
           <w:p>
             <w:pPr>
               <w:pStyle w:val="Compact"/>
-              <w:jc w:val="left"/>
+              <w:jc w:val="center"/>
             </w:pPr>
             <w:r>
               <w:rPr>
@@ -4949,7 +5051,7 @@
           <w:p>
             <w:pPr>
               <w:pStyle w:val="Compact"/>
-              <w:jc w:val="left"/>
+              <w:jc w:val="center"/>
             </w:pPr>
             <w:r>
               <w:rPr>
@@ -4964,7 +5066,7 @@
           <w:p>
             <w:pPr>
               <w:pStyle w:val="Compact"/>
-              <w:jc w:val="left"/>
+              <w:jc w:val="center"/>
             </w:pPr>
             <w:r>
               <w:rPr>
@@ -5177,8 +5279,8 @@
         <w:t xml:space="preserve">给电子</w:t>
       </w:r>
     </w:p>
-    <w:bookmarkEnd w:id="21"/>
-    <w:bookmarkStart w:id="22" w:name="共轭效应-conjugative-effect"/>
+    <w:bookmarkEnd w:id="24"/>
+    <w:bookmarkStart w:id="25" w:name="共轭效应-conjugative-effect"/>
     <w:p>
       <w:pPr>
         <w:pStyle w:val="Heading4"/>
@@ -5301,7 +5403,7 @@
           <w:p>
             <w:pPr>
               <w:pStyle w:val="Compact"/>
-              <w:jc w:val="left"/>
+              <w:jc w:val="center"/>
             </w:pPr>
             <w:r>
               <w:rPr>
@@ -5317,7 +5419,7 @@
           <w:p>
             <w:pPr>
               <w:pStyle w:val="Compact"/>
-              <w:jc w:val="left"/>
+              <w:jc w:val="center"/>
             </w:pPr>
             <w:r>
               <w:rPr>
@@ -5333,7 +5435,7 @@
           <w:p>
             <w:pPr>
               <w:pStyle w:val="Compact"/>
-              <w:jc w:val="left"/>
+              <w:jc w:val="center"/>
             </w:pPr>
             <w:r>
               <w:rPr>
@@ -5351,7 +5453,7 @@
           <w:p>
             <w:pPr>
               <w:pStyle w:val="Compact"/>
-              <w:jc w:val="left"/>
+              <w:jc w:val="center"/>
             </w:pPr>
             <w:r>
               <w:rPr>
@@ -5366,7 +5468,7 @@
           <w:p>
             <w:pPr>
               <w:pStyle w:val="Compact"/>
-              <w:jc w:val="left"/>
+              <w:jc w:val="center"/>
             </w:pPr>
             <w:r>
               <w:rPr>
@@ -5381,7 +5483,7 @@
           <w:p>
             <w:pPr>
               <w:pStyle w:val="Compact"/>
-              <w:jc w:val="left"/>
+              <w:jc w:val="center"/>
             </w:pPr>
             <w:r>
               <w:rPr>
@@ -5398,7 +5500,7 @@
           <w:p>
             <w:pPr>
               <w:pStyle w:val="Compact"/>
-              <w:jc w:val="left"/>
+              <w:jc w:val="center"/>
             </w:pPr>
             <w:r>
               <w:rPr>
@@ -5413,7 +5515,7 @@
           <w:p>
             <w:pPr>
               <w:pStyle w:val="Compact"/>
-              <w:jc w:val="left"/>
+              <w:jc w:val="center"/>
             </w:pPr>
             <w:r>
               <w:rPr>
@@ -5428,7 +5530,7 @@
           <w:p>
             <w:pPr>
               <w:pStyle w:val="Compact"/>
-              <w:jc w:val="left"/>
+              <w:jc w:val="center"/>
             </w:pPr>
             <w:r>
               <w:rPr>
@@ -5445,7 +5547,7 @@
           <w:p>
             <w:pPr>
               <w:pStyle w:val="Compact"/>
-              <w:jc w:val="left"/>
+              <w:jc w:val="center"/>
             </w:pPr>
             <w:r>
               <w:rPr>
@@ -5460,7 +5562,7 @@
           <w:p>
             <w:pPr>
               <w:pStyle w:val="Compact"/>
-              <w:jc w:val="left"/>
+              <w:jc w:val="center"/>
             </w:pPr>
             <w:r>
               <w:rPr>
@@ -5481,7 +5583,7 @@
           <w:p>
             <w:pPr>
               <w:pStyle w:val="Compact"/>
-              <w:jc w:val="left"/>
+              <w:jc w:val="center"/>
             </w:pPr>
             <w:r>
               <w:rPr>
@@ -5498,7 +5600,7 @@
           <w:p>
             <w:pPr>
               <w:pStyle w:val="Compact"/>
-              <w:jc w:val="left"/>
+              <w:jc w:val="center"/>
             </w:pPr>
             <w:r>
               <w:rPr>
@@ -5513,7 +5615,7 @@
           <w:p>
             <w:pPr>
               <w:pStyle w:val="Compact"/>
-              <w:jc w:val="left"/>
+              <w:jc w:val="center"/>
             </w:pPr>
             <w:r>
               <w:rPr>
@@ -5534,7 +5636,7 @@
           <w:p>
             <w:pPr>
               <w:pStyle w:val="Compact"/>
-              <w:jc w:val="left"/>
+              <w:jc w:val="center"/>
             </w:pPr>
             <w:r>
               <w:rPr>
@@ -5587,7 +5689,7 @@
           <w:p>
             <w:pPr>
               <w:pStyle w:val="Compact"/>
-              <w:jc w:val="left"/>
+              <w:jc w:val="center"/>
             </w:pPr>
             <w:r>
               <w:rPr>
@@ -5619,7 +5721,7 @@
           <w:p>
             <w:pPr>
               <w:pStyle w:val="Compact"/>
-              <w:jc w:val="left"/>
+              <w:jc w:val="center"/>
             </w:pPr>
             <w:r>
               <w:rPr>
@@ -5635,7 +5737,7 @@
           <w:p>
             <w:pPr>
               <w:pStyle w:val="Compact"/>
-              <w:jc w:val="left"/>
+              <w:jc w:val="center"/>
             </w:pPr>
             <w:r>
               <w:rPr>
@@ -5653,7 +5755,7 @@
           <w:p>
             <w:pPr>
               <w:pStyle w:val="Compact"/>
-              <w:jc w:val="left"/>
+              <w:jc w:val="center"/>
             </w:pPr>
             <w:r>
               <w:rPr>
@@ -5683,7 +5785,7 @@
           <w:p>
             <w:pPr>
               <w:pStyle w:val="Compact"/>
-              <w:jc w:val="left"/>
+              <w:jc w:val="center"/>
             </w:pPr>
             <w:r>
               <w:rPr>
@@ -5698,7 +5800,7 @@
           <w:p>
             <w:pPr>
               <w:pStyle w:val="Compact"/>
-              <w:jc w:val="left"/>
+              <w:jc w:val="center"/>
             </w:pPr>
             <w:r>
               <w:rPr>
@@ -5715,7 +5817,7 @@
           <w:p>
             <w:pPr>
               <w:pStyle w:val="Compact"/>
-              <w:jc w:val="left"/>
+              <w:jc w:val="center"/>
             </w:pPr>
             <w:r>
               <w:rPr>
@@ -5745,7 +5847,7 @@
           <w:p>
             <w:pPr>
               <w:pStyle w:val="Compact"/>
-              <w:jc w:val="left"/>
+              <w:jc w:val="center"/>
             </w:pPr>
             <w:r>
               <w:rPr>
@@ -5760,7 +5862,7 @@
           <w:p>
             <w:pPr>
               <w:pStyle w:val="Compact"/>
-              <w:jc w:val="left"/>
+              <w:jc w:val="center"/>
             </w:pPr>
             <w:r>
               <w:rPr>
@@ -5812,7 +5914,7 @@
           <w:p>
             <w:pPr>
               <w:pStyle w:val="Compact"/>
-              <w:jc w:val="left"/>
+              <w:jc w:val="center"/>
             </w:pPr>
             <w:r>
               <w:rPr>
@@ -5860,7 +5962,7 @@
           <w:p>
             <w:pPr>
               <w:pStyle w:val="Compact"/>
-              <w:jc w:val="left"/>
+              <w:jc w:val="center"/>
             </w:pPr>
             <w:r>
               <w:rPr>
@@ -5878,7 +5980,7 @@
           <w:p>
             <w:pPr>
               <w:pStyle w:val="Compact"/>
-              <w:jc w:val="left"/>
+              <w:jc w:val="center"/>
             </w:pPr>
             <w:r>
               <w:rPr>
@@ -5923,7 +6025,7 @@
           <w:p>
             <w:pPr>
               <w:pStyle w:val="Compact"/>
-              <w:jc w:val="left"/>
+              <w:jc w:val="center"/>
             </w:pPr>
             <w:r>
               <w:rPr>
@@ -5940,7 +6042,7 @@
           <w:p>
             <w:pPr>
               <w:pStyle w:val="Compact"/>
-              <w:jc w:val="left"/>
+              <w:jc w:val="center"/>
             </w:pPr>
             <w:r>
               <w:rPr>
@@ -5985,7 +6087,7 @@
           <w:p>
             <w:pPr>
               <w:pStyle w:val="Compact"/>
-              <w:jc w:val="left"/>
+              <w:jc w:val="center"/>
             </w:pPr>
             <w:r>
               <w:rPr>
@@ -6014,7 +6116,7 @@
           <w:p>
             <w:pPr>
               <w:pStyle w:val="Compact"/>
-              <w:jc w:val="left"/>
+              <w:jc w:val="center"/>
             </w:pPr>
             <w:r>
               <w:rPr>
@@ -6059,7 +6161,7 @@
           <w:p>
             <w:pPr>
               <w:pStyle w:val="Compact"/>
-              <w:jc w:val="left"/>
+              <w:jc w:val="center"/>
             </w:pPr>
             <w:r>
               <w:rPr>
@@ -6088,7 +6190,7 @@
           <w:p>
             <w:pPr>
               <w:pStyle w:val="Compact"/>
-              <w:jc w:val="left"/>
+              <w:jc w:val="center"/>
             </w:pPr>
             <w:r>
               <w:rPr>
@@ -6133,7 +6235,7 @@
           <w:p>
             <w:pPr>
               <w:pStyle w:val="Compact"/>
-              <w:jc w:val="left"/>
+              <w:jc w:val="center"/>
             </w:pPr>
             <w:r>
               <w:rPr>
@@ -6162,12 +6264,6 @@
         <w:pStyle w:val="BlockText"/>
       </w:pPr>
       <w:r>
-        <w:t xml:space="preserve">⚠️</w:t>
-      </w:r>
-      <w:r>
-        <w:t xml:space="preserve"> </w:t>
-      </w:r>
-      <w:r>
         <w:rPr>
           <w:rFonts w:hint="eastAsia" w:eastAsia="SimSun" w:ascii="Times New Roman" w:hAnsi="Times New Roman"/>
           <w:b/>
@@ -6196,8 +6292,8 @@
         <w:t xml:space="preserve">的原因。竞赛中常考这一”反常”现象。</w:t>
       </w:r>
     </w:p>
-    <w:bookmarkEnd w:id="22"/>
-    <w:bookmarkStart w:id="23" w:name="超共轭效应-hyperconjugation"/>
+    <w:bookmarkEnd w:id="25"/>
+    <w:bookmarkStart w:id="26" w:name="超共轭效应-hyperconjugation"/>
     <w:p>
       <w:pPr>
         <w:pStyle w:val="Heading4"/>
@@ -6261,6 +6357,12 @@
       <m:oMathPara>
         <m:oMathParaPr>
           <m:jc m:val="center"/>
+          <m:ctrlPr>
+            <w:rPr>
+              <w:sz w:val="28"/>
+              <w:szCs w:val="28"/>
+            </w:rPr>
+          </m:ctrlPr>
         </m:oMathParaPr>
         <m:oMath>
           <m:r>
@@ -6605,8 +6707,8 @@
         <w:t xml:space="preserve">+超共轭使邻对位活化</w:t>
       </w:r>
     </w:p>
-    <w:bookmarkEnd w:id="23"/>
-    <w:bookmarkStart w:id="24" w:name="场效应-field-effect"/>
+    <w:bookmarkEnd w:id="26"/>
+    <w:bookmarkStart w:id="27" w:name="场效应-field-effect"/>
     <w:p>
       <w:pPr>
         <w:pStyle w:val="Heading4"/>
@@ -6682,12 +6784,6 @@
       <w:pPr>
         <w:pStyle w:val="BlockText"/>
       </w:pPr>
-      <w:r>
-        <w:t xml:space="preserve">💡</w:t>
-      </w:r>
-      <w:r>
-        <w:t xml:space="preserve"> </w:t>
-      </w:r>
       <w:r>
         <w:rPr>
           <w:rFonts w:hint="eastAsia" w:eastAsia="SimSun" w:ascii="Times New Roman" w:hAnsi="Times New Roman"/>
@@ -6728,9 +6824,9 @@
         </w:pict>
       </w:r>
     </w:p>
-    <w:bookmarkEnd w:id="24"/>
-    <w:bookmarkEnd w:id="25"/>
-    <w:bookmarkStart w:id="29" w:name="有机化合物的命名"/>
+    <w:bookmarkEnd w:id="27"/>
+    <w:bookmarkEnd w:id="28"/>
+    <w:bookmarkStart w:id="32" w:name="有机化合物的命名"/>
     <w:p>
       <w:pPr>
         <w:pStyle w:val="Heading3"/>
@@ -6745,7 +6841,7 @@
         <w:t xml:space="preserve">有机化合物的命名</w:t>
       </w:r>
     </w:p>
-    <w:bookmarkStart w:id="26" w:name="iupac系统命名基本规则"/>
+    <w:bookmarkStart w:id="29" w:name="iupac系统命名基本规则"/>
     <w:p>
       <w:pPr>
         <w:pStyle w:val="Heading4"/>
@@ -6937,8 +7033,8 @@
         <w:t xml:space="preserve">二/三/四”等</w:t>
       </w:r>
     </w:p>
-    <w:bookmarkEnd w:id="26"/>
-    <w:bookmarkStart w:id="27" w:name="常见官能团的优先顺序命名时由大到小作母体"/>
+    <w:bookmarkEnd w:id="29"/>
+    <w:bookmarkStart w:id="30" w:name="常见官能团的优先顺序命名时由大到小作母体"/>
     <w:p>
       <w:pPr>
         <w:pStyle w:val="Heading4"/>
@@ -6966,12 +7062,6 @@
         <w:pStyle w:val="BlockText"/>
       </w:pPr>
       <w:r>
-        <w:t xml:space="preserve">💡</w:t>
-      </w:r>
-      <w:r>
-        <w:t xml:space="preserve"> </w:t>
-      </w:r>
-      <w:r>
         <w:rPr>
           <w:rFonts w:hint="eastAsia" w:eastAsia="SimSun" w:ascii="Times New Roman" w:hAnsi="Times New Roman"/>
           <w:b/>
@@ -6992,8 +7082,8 @@
         <w:t xml:space="preserve">“酸磺酸酯酰氯酰胺甲酰，再是羰基醇酚和硫醇，氨基炔烯排排坐，醚烷卤素在后面。”</w:t>
       </w:r>
     </w:p>
-    <w:bookmarkEnd w:id="27"/>
-    <w:bookmarkStart w:id="28" w:name="立体化学命名"/>
+    <w:bookmarkEnd w:id="30"/>
+    <w:bookmarkStart w:id="31" w:name="立体化学命名"/>
     <w:p>
       <w:pPr>
         <w:pStyle w:val="Heading4"/>
@@ -7035,10 +7125,10 @@
         </w:pict>
       </w:r>
     </w:p>
-    <w:bookmarkEnd w:id="28"/>
-    <w:bookmarkEnd w:id="29"/>
-    <w:bookmarkEnd w:id="30"/>
-    <w:bookmarkStart w:id="35" w:name="二规律与方法"/>
+    <w:bookmarkEnd w:id="31"/>
+    <w:bookmarkEnd w:id="32"/>
+    <w:bookmarkEnd w:id="33"/>
+    <w:bookmarkStart w:id="38" w:name="二规律与方法"/>
     <w:p>
       <w:pPr>
         <w:pStyle w:val="Heading2"/>
@@ -7050,7 +7140,7 @@
         <w:t xml:space="preserve">二、规律与方法</w:t>
       </w:r>
     </w:p>
-    <w:bookmarkStart w:id="31" w:name="核心规律比较"/>
+    <w:bookmarkStart w:id="34" w:name="核心规律比较"/>
     <w:p>
       <w:pPr>
         <w:pStyle w:val="Heading3"/>
@@ -7088,7 +7178,7 @@
           <w:p>
             <w:pPr>
               <w:pStyle w:val="Compact"/>
-              <w:jc w:val="left"/>
+              <w:jc w:val="center"/>
             </w:pPr>
             <w:r>
               <w:rPr>
@@ -7104,7 +7194,7 @@
           <w:p>
             <w:pPr>
               <w:pStyle w:val="Compact"/>
-              <w:jc w:val="left"/>
+              <w:jc w:val="center"/>
             </w:pPr>
             <w:r>
               <w:rPr>
@@ -7152,7 +7242,7 @@
           <w:p>
             <w:pPr>
               <w:pStyle w:val="Compact"/>
-              <w:jc w:val="left"/>
+              <w:jc w:val="center"/>
             </w:pPr>
             <w:r>
               <w:rPr>
@@ -7170,7 +7260,7 @@
           <w:p>
             <w:pPr>
               <w:pStyle w:val="Compact"/>
-              <w:jc w:val="left"/>
+              <w:jc w:val="center"/>
             </w:pPr>
             <w:r>
               <w:rPr>
@@ -7185,7 +7275,7 @@
           <w:p>
             <w:pPr>
               <w:pStyle w:val="Compact"/>
-              <w:jc w:val="left"/>
+              <w:jc w:val="center"/>
             </w:pPr>
             <w:r>
               <w:rPr>
@@ -7230,7 +7320,7 @@
           <w:p>
             <w:pPr>
               <w:pStyle w:val="Compact"/>
-              <w:jc w:val="left"/>
+              <w:jc w:val="center"/>
             </w:pPr>
             <w:r>
               <w:rPr>
@@ -7247,7 +7337,7 @@
           <w:p>
             <w:pPr>
               <w:pStyle w:val="Compact"/>
-              <w:jc w:val="left"/>
+              <w:jc w:val="center"/>
             </w:pPr>
             <w:r>
               <w:rPr>
@@ -7262,7 +7352,7 @@
           <w:p>
             <w:pPr>
               <w:pStyle w:val="Compact"/>
-              <w:jc w:val="left"/>
+              <w:jc w:val="center"/>
             </w:pPr>
             <w:r>
               <w:rPr>
@@ -7307,7 +7397,7 @@
           <w:p>
             <w:pPr>
               <w:pStyle w:val="Compact"/>
-              <w:jc w:val="left"/>
+              <w:jc w:val="center"/>
             </w:pPr>
             <w:r>
               <w:rPr>
@@ -7324,7 +7414,7 @@
           <w:p>
             <w:pPr>
               <w:pStyle w:val="Compact"/>
-              <w:jc w:val="left"/>
+              <w:jc w:val="center"/>
             </w:pPr>
             <w:r>
               <w:rPr>
@@ -7339,7 +7429,7 @@
           <w:p>
             <w:pPr>
               <w:pStyle w:val="Compact"/>
-              <w:jc w:val="left"/>
+              <w:jc w:val="center"/>
             </w:pPr>
             <w:r>
               <w:rPr>
@@ -7384,7 +7474,7 @@
           <w:p>
             <w:pPr>
               <w:pStyle w:val="Compact"/>
-              <w:jc w:val="left"/>
+              <w:jc w:val="center"/>
             </w:pPr>
             <w:r>
               <w:rPr>
@@ -7401,7 +7491,7 @@
           <w:p>
             <w:pPr>
               <w:pStyle w:val="Compact"/>
-              <w:jc w:val="left"/>
+              <w:jc w:val="center"/>
             </w:pPr>
             <w:r>
               <w:rPr>
@@ -7416,7 +7506,7 @@
           <w:p>
             <w:pPr>
               <w:pStyle w:val="Compact"/>
-              <w:jc w:val="left"/>
+              <w:jc w:val="center"/>
             </w:pPr>
             <w:r>
               <w:rPr>
@@ -7461,7 +7551,7 @@
           <w:p>
             <w:pPr>
               <w:pStyle w:val="Compact"/>
-              <w:jc w:val="left"/>
+              <w:jc w:val="center"/>
             </w:pPr>
             <w:r>
               <w:rPr>
@@ -7473,8 +7563,8 @@
         </w:tc>
       </w:tr>
     </w:tbl>
-    <w:bookmarkEnd w:id="31"/>
-    <w:bookmarkStart w:id="32" w:name="常见易错点"/>
+    <w:bookmarkEnd w:id="34"/>
+    <w:bookmarkStart w:id="35" w:name="常见易错点"/>
     <w:p>
       <w:pPr>
         <w:pStyle w:val="Heading3"/>
@@ -7494,12 +7584,6 @@
         <w:pStyle w:val="BlockText"/>
       </w:pPr>
       <w:r>
-        <w:t xml:space="preserve">⚠️</w:t>
-      </w:r>
-      <w:r>
-        <w:t xml:space="preserve"> </w:t>
-      </w:r>
-      <w:r>
         <w:rPr>
           <w:rFonts w:hint="eastAsia" w:eastAsia="SimSun" w:ascii="Times New Roman" w:hAnsi="Times New Roman"/>
           <w:b/>
@@ -7519,12 +7603,6 @@
         <w:pStyle w:val="BlockText"/>
       </w:pPr>
       <w:r>
-        <w:t xml:space="preserve">⚠️</w:t>
-      </w:r>
-      <w:r>
-        <w:t xml:space="preserve"> </w:t>
-      </w:r>
-      <w:r>
         <w:rPr>
           <w:rFonts w:hint="eastAsia" w:eastAsia="SimSun" w:ascii="Times New Roman" w:hAnsi="Times New Roman"/>
           <w:b/>
@@ -7556,12 +7634,6 @@
         <w:pStyle w:val="BlockText"/>
       </w:pPr>
       <w:r>
-        <w:t xml:space="preserve">⚠️</w:t>
-      </w:r>
-      <w:r>
-        <w:t xml:space="preserve"> </w:t>
-      </w:r>
-      <w:r>
         <w:rPr>
           <w:rFonts w:hint="eastAsia" w:eastAsia="SimSun" w:ascii="Times New Roman" w:hAnsi="Times New Roman"/>
           <w:b/>
@@ -7590,12 +7662,6 @@
         <w:pStyle w:val="BlockText"/>
       </w:pPr>
       <w:r>
-        <w:t xml:space="preserve">⚠️</w:t>
-      </w:r>
-      <w:r>
-        <w:t xml:space="preserve"> </w:t>
-      </w:r>
-      <w:r>
         <w:rPr>
           <w:rFonts w:hint="eastAsia" w:eastAsia="SimSun" w:ascii="Times New Roman" w:hAnsi="Times New Roman"/>
           <w:b/>
@@ -7624,12 +7690,6 @@
         <w:pStyle w:val="BlockText"/>
       </w:pPr>
       <w:r>
-        <w:t xml:space="preserve">⚠️</w:t>
-      </w:r>
-      <w:r>
-        <w:t xml:space="preserve"> </w:t>
-      </w:r>
-      <w:r>
         <w:rPr>
           <w:rFonts w:hint="eastAsia" w:eastAsia="SimSun" w:ascii="Times New Roman" w:hAnsi="Times New Roman"/>
           <w:b/>
@@ -7652,12 +7712,6 @@
         <w:pStyle w:val="BlockText"/>
       </w:pPr>
       <w:r>
-        <w:t xml:space="preserve">⚠️</w:t>
-      </w:r>
-      <w:r>
-        <w:t xml:space="preserve"> </w:t>
-      </w:r>
-      <w:r>
         <w:rPr>
           <w:rFonts w:hint="eastAsia" w:eastAsia="SimSun" w:ascii="Times New Roman" w:hAnsi="Times New Roman"/>
           <w:b/>
@@ -7672,8 +7726,8 @@
         <w:t xml:space="preserve">。苯酚的酸性比环己醇强（酚羟基O的孤对电子与苯环共轭→O-H键极性增大→易解离），但比碳酸弱（碳酸中两个-OH都有吸电子诱导→更易解离）。</w:t>
       </w:r>
     </w:p>
-    <w:bookmarkEnd w:id="32"/>
-    <w:bookmarkStart w:id="33" w:name="方法技巧"/>
+    <w:bookmarkEnd w:id="35"/>
+    <w:bookmarkStart w:id="36" w:name="方法技巧"/>
     <w:p>
       <w:pPr>
         <w:pStyle w:val="Heading3"/>
@@ -7693,12 +7747,6 @@
         <w:pStyle w:val="BlockText"/>
       </w:pPr>
       <w:r>
-        <w:t xml:space="preserve">💡</w:t>
-      </w:r>
-      <w:r>
-        <w:t xml:space="preserve"> </w:t>
-      </w:r>
-      <w:r>
         <w:rPr>
           <w:rFonts w:hint="eastAsia" w:eastAsia="SimSun" w:ascii="Times New Roman" w:hAnsi="Times New Roman"/>
           <w:b/>
@@ -7718,12 +7766,6 @@
         <w:pStyle w:val="BlockText"/>
       </w:pPr>
       <w:r>
-        <w:t xml:space="preserve">💡</w:t>
-      </w:r>
-      <w:r>
-        <w:t xml:space="preserve"> </w:t>
-      </w:r>
-      <w:r>
         <w:rPr>
           <w:rFonts w:hint="eastAsia" w:eastAsia="SimSun" w:ascii="Times New Roman" w:hAnsi="Times New Roman"/>
           <w:b/>
@@ -7743,12 +7785,6 @@
         <w:pStyle w:val="BlockText"/>
       </w:pPr>
       <w:r>
-        <w:t xml:space="preserve">💡</w:t>
-      </w:r>
-      <w:r>
-        <w:t xml:space="preserve"> </w:t>
-      </w:r>
-      <w:r>
         <w:rPr>
           <w:rFonts w:hint="eastAsia" w:eastAsia="SimSun" w:ascii="Times New Roman" w:hAnsi="Times New Roman"/>
           <w:b/>
@@ -7768,12 +7804,6 @@
         <w:pStyle w:val="BlockText"/>
       </w:pPr>
       <w:r>
-        <w:t xml:space="preserve">💡</w:t>
-      </w:r>
-      <w:r>
-        <w:t xml:space="preserve"> </w:t>
-      </w:r>
-      <w:r>
         <w:rPr>
           <w:rFonts w:hint="eastAsia" w:eastAsia="SimSun" w:ascii="Times New Roman" w:hAnsi="Times New Roman"/>
           <w:b/>
@@ -7801,12 +7831,6 @@
       <w:pPr>
         <w:pStyle w:val="BlockText"/>
       </w:pPr>
-      <w:r>
-        <w:t xml:space="preserve">💡</w:t>
-      </w:r>
-      <w:r>
-        <w:t xml:space="preserve"> </w:t>
-      </w:r>
       <w:r>
         <w:rPr>
           <w:rFonts w:hint="eastAsia" w:eastAsia="SimSun" w:ascii="Times New Roman" w:hAnsi="Times New Roman"/>
@@ -7993,8 +8017,8 @@
         </w:pict>
       </w:r>
     </w:p>
-    <w:bookmarkEnd w:id="33"/>
-    <w:bookmarkStart w:id="34" w:name="竞赛深化来自化学竞赛初赛讲义"/>
+    <w:bookmarkEnd w:id="36"/>
+    <w:bookmarkStart w:id="37" w:name="竞赛深化来自化学竞赛初赛讲义"/>
     <w:p>
       <w:pPr>
         <w:pStyle w:val="Heading3"/>
@@ -8394,9 +8418,9 @@
         </w:pict>
       </w:r>
     </w:p>
-    <w:bookmarkEnd w:id="34"/>
-    <w:bookmarkEnd w:id="35"/>
-    <w:bookmarkStart w:id="42" w:name="三典型例题"/>
+    <w:bookmarkEnd w:id="37"/>
+    <w:bookmarkEnd w:id="38"/>
+    <w:bookmarkStart w:id="45" w:name="三典型例题"/>
     <w:p>
       <w:pPr>
         <w:pStyle w:val="Heading2"/>
@@ -8408,7 +8432,7 @@
         <w:t xml:space="preserve">三、典型例题</w:t>
       </w:r>
     </w:p>
-    <w:bookmarkStart w:id="36" w:name="例1-异构体数目判断"/>
+    <w:bookmarkStart w:id="39" w:name="例1-异构体数目判断"/>
     <w:p>
       <w:pPr>
         <w:pStyle w:val="Heading3"/>
@@ -8722,8 +8746,8 @@
         </w:pict>
       </w:r>
     </w:p>
-    <w:bookmarkEnd w:id="36"/>
-    <w:bookmarkStart w:id="37" w:name="例2-rs构型判断"/>
+    <w:bookmarkEnd w:id="39"/>
+    <w:bookmarkStart w:id="40" w:name="例2-rs构型判断"/>
     <w:p>
       <w:pPr>
         <w:pStyle w:val="Heading3"/>
@@ -8955,8 +8979,8 @@
         </w:pict>
       </w:r>
     </w:p>
-    <w:bookmarkEnd w:id="37"/>
-    <w:bookmarkStart w:id="38" w:name="例3-酸性比较电子效应综合"/>
+    <w:bookmarkEnd w:id="40"/>
+    <w:bookmarkStart w:id="41" w:name="例3-酸性比较电子效应综合"/>
     <w:p>
       <w:pPr>
         <w:pStyle w:val="Heading3"/>
@@ -9352,8 +9376,8 @@
         </w:pict>
       </w:r>
     </w:p>
-    <w:bookmarkEnd w:id="38"/>
-    <w:bookmarkStart w:id="39" w:name="例4-手性与内消旋"/>
+    <w:bookmarkEnd w:id="41"/>
+    <w:bookmarkStart w:id="42" w:name="例4-手性与内消旋"/>
     <w:p>
       <w:pPr>
         <w:pStyle w:val="Heading3"/>
@@ -9612,8 +9636,8 @@
         </w:pict>
       </w:r>
     </w:p>
-    <w:bookmarkEnd w:id="39"/>
-    <w:bookmarkStart w:id="40" w:name="例5-诱导与共轭的竞争"/>
+    <w:bookmarkEnd w:id="42"/>
+    <w:bookmarkStart w:id="43" w:name="例5-诱导与共轭的竞争"/>
     <w:p>
       <w:pPr>
         <w:pStyle w:val="Heading3"/>
@@ -9873,8 +9897,8 @@
         </w:pict>
       </w:r>
     </w:p>
-    <w:bookmarkEnd w:id="40"/>
-    <w:bookmarkStart w:id="41" w:name="例6-共轭效应的贯穿性"/>
+    <w:bookmarkEnd w:id="43"/>
+    <w:bookmarkStart w:id="44" w:name="例6-共轭效应的贯穿性"/>
     <w:p>
       <w:pPr>
         <w:pStyle w:val="Heading3"/>
@@ -10114,9 +10138,9 @@
         </w:pict>
       </w:r>
     </w:p>
-    <w:bookmarkEnd w:id="41"/>
-    <w:bookmarkEnd w:id="42"/>
-    <w:bookmarkStart w:id="45" w:name="四拓展与联系"/>
+    <w:bookmarkEnd w:id="44"/>
+    <w:bookmarkEnd w:id="45"/>
+    <w:bookmarkStart w:id="48" w:name="四拓展与联系"/>
     <w:p>
       <w:pPr>
         <w:pStyle w:val="Heading2"/>
@@ -10128,7 +10152,7 @@
         <w:t xml:space="preserve">四、拓展与联系</w:t>
       </w:r>
     </w:p>
-    <w:bookmarkStart w:id="43" w:name="与竞赛考点的对接"/>
+    <w:bookmarkStart w:id="46" w:name="与竞赛考点的对接"/>
     <w:p>
       <w:pPr>
         <w:pStyle w:val="Heading3"/>
@@ -10163,7 +10187,7 @@
           <w:p>
             <w:pPr>
               <w:pStyle w:val="Compact"/>
-              <w:jc w:val="left"/>
+              <w:jc w:val="center"/>
             </w:pPr>
             <w:r>
               <w:rPr>
@@ -10179,7 +10203,7 @@
           <w:p>
             <w:pPr>
               <w:pStyle w:val="Compact"/>
-              <w:jc w:val="left"/>
+              <w:jc w:val="center"/>
             </w:pPr>
             <w:r>
               <w:rPr>
@@ -10195,7 +10219,7 @@
           <w:p>
             <w:pPr>
               <w:pStyle w:val="Compact"/>
-              <w:jc w:val="left"/>
+              <w:jc w:val="center"/>
             </w:pPr>
             <w:r>
               <w:rPr>
@@ -10213,7 +10237,7 @@
           <w:p>
             <w:pPr>
               <w:pStyle w:val="Compact"/>
-              <w:jc w:val="left"/>
+              <w:jc w:val="center"/>
             </w:pPr>
             <w:r>
               <w:rPr>
@@ -10228,7 +10252,7 @@
           <w:p>
             <w:pPr>
               <w:pStyle w:val="Compact"/>
-              <w:jc w:val="left"/>
+              <w:jc w:val="center"/>
             </w:pPr>
             <w:r>
               <w:rPr>
@@ -10249,7 +10273,7 @@
           <w:p>
             <w:pPr>
               <w:pStyle w:val="Compact"/>
-              <w:jc w:val="left"/>
+              <w:jc w:val="center"/>
             </w:pPr>
             <w:r>
               <w:rPr>
@@ -10266,7 +10290,7 @@
           <w:p>
             <w:pPr>
               <w:pStyle w:val="Compact"/>
-              <w:jc w:val="left"/>
+              <w:jc w:val="center"/>
             </w:pPr>
             <w:r>
               <w:rPr>
@@ -10281,7 +10305,7 @@
           <w:p>
             <w:pPr>
               <w:pStyle w:val="Compact"/>
-              <w:jc w:val="left"/>
+              <w:jc w:val="center"/>
             </w:pPr>
             <w:r>
               <w:rPr>
@@ -10302,7 +10326,7 @@
           <w:p>
             <w:pPr>
               <w:pStyle w:val="Compact"/>
-              <w:jc w:val="left"/>
+              <w:jc w:val="center"/>
             </w:pPr>
             <w:r>
               <w:rPr>
@@ -10319,7 +10343,7 @@
           <w:p>
             <w:pPr>
               <w:pStyle w:val="Compact"/>
-              <w:jc w:val="left"/>
+              <w:jc w:val="center"/>
             </w:pPr>
             <w:r>
               <w:rPr>
@@ -10334,7 +10358,7 @@
           <w:p>
             <w:pPr>
               <w:pStyle w:val="Compact"/>
-              <w:jc w:val="left"/>
+              <w:jc w:val="center"/>
             </w:pPr>
             <w:r>
               <w:rPr>
@@ -10355,7 +10379,7 @@
           <w:p>
             <w:pPr>
               <w:pStyle w:val="Compact"/>
-              <w:jc w:val="left"/>
+              <w:jc w:val="center"/>
             </w:pPr>
             <w:r>
               <w:rPr>
@@ -10372,7 +10396,7 @@
           <w:p>
             <w:pPr>
               <w:pStyle w:val="Compact"/>
-              <w:jc w:val="left"/>
+              <w:jc w:val="center"/>
             </w:pPr>
             <w:r>
               <w:rPr>
@@ -10387,7 +10411,7 @@
           <w:p>
             <w:pPr>
               <w:pStyle w:val="Compact"/>
-              <w:jc w:val="left"/>
+              <w:jc w:val="center"/>
             </w:pPr>
             <w:r>
               <w:rPr>
@@ -10408,7 +10432,7 @@
           <w:p>
             <w:pPr>
               <w:pStyle w:val="Compact"/>
-              <w:jc w:val="left"/>
+              <w:jc w:val="center"/>
             </w:pPr>
             <w:r>
               <w:rPr>
@@ -10425,7 +10449,7 @@
           <w:p>
             <w:pPr>
               <w:pStyle w:val="Compact"/>
-              <w:jc w:val="left"/>
+              <w:jc w:val="center"/>
             </w:pPr>
             <w:r>
               <w:rPr>
@@ -10440,7 +10464,7 @@
           <w:p>
             <w:pPr>
               <w:pStyle w:val="Compact"/>
-              <w:jc w:val="left"/>
+              <w:jc w:val="center"/>
             </w:pPr>
             <w:r>
               <w:rPr>
@@ -10461,7 +10485,7 @@
           <w:p>
             <w:pPr>
               <w:pStyle w:val="Compact"/>
-              <w:jc w:val="left"/>
+              <w:jc w:val="center"/>
             </w:pPr>
             <w:r>
               <w:rPr>
@@ -10478,7 +10502,7 @@
           <w:p>
             <w:pPr>
               <w:pStyle w:val="Compact"/>
-              <w:jc w:val="left"/>
+              <w:jc w:val="center"/>
             </w:pPr>
             <w:r>
               <w:rPr>
@@ -10493,7 +10517,7 @@
           <w:p>
             <w:pPr>
               <w:pStyle w:val="Compact"/>
-              <w:jc w:val="left"/>
+              <w:jc w:val="center"/>
             </w:pPr>
             <w:r>
               <w:rPr>
@@ -10514,7 +10538,7 @@
           <w:p>
             <w:pPr>
               <w:pStyle w:val="Compact"/>
-              <w:jc w:val="left"/>
+              <w:jc w:val="center"/>
             </w:pPr>
             <w:r>
               <w:rPr>
@@ -10531,7 +10555,7 @@
           <w:p>
             <w:pPr>
               <w:pStyle w:val="Compact"/>
-              <w:jc w:val="left"/>
+              <w:jc w:val="center"/>
             </w:pPr>
             <w:r>
               <w:rPr>
@@ -10546,7 +10570,7 @@
           <w:p>
             <w:pPr>
               <w:pStyle w:val="Compact"/>
-              <w:jc w:val="left"/>
+              <w:jc w:val="center"/>
             </w:pPr>
             <w:r>
               <w:rPr>
@@ -10567,7 +10591,7 @@
           <w:p>
             <w:pPr>
               <w:pStyle w:val="Compact"/>
-              <w:jc w:val="left"/>
+              <w:jc w:val="center"/>
             </w:pPr>
             <w:r>
               <w:rPr>
@@ -10579,8 +10603,8 @@
         </w:tc>
       </w:tr>
     </w:tbl>
-    <w:bookmarkEnd w:id="43"/>
-    <w:bookmarkStart w:id="44" w:name="跨专题连接"/>
+    <w:bookmarkEnd w:id="46"/>
+    <w:bookmarkStart w:id="47" w:name="跨专题连接"/>
     <w:p>
       <w:pPr>
         <w:pStyle w:val="Heading3"/>
@@ -10698,9 +10722,9 @@
         </w:pict>
       </w:r>
     </w:p>
-    <w:bookmarkEnd w:id="44"/>
-    <w:bookmarkEnd w:id="45"/>
-    <w:bookmarkStart w:id="46" w:name="五本节总结速查"/>
+    <w:bookmarkEnd w:id="47"/>
+    <w:bookmarkEnd w:id="48"/>
+    <w:bookmarkStart w:id="49" w:name="五本节总结速查"/>
     <w:p>
       <w:pPr>
         <w:pStyle w:val="Heading2"/>
@@ -10733,7 +10757,7 @@
           <w:p>
             <w:pPr>
               <w:pStyle w:val="Compact"/>
-              <w:jc w:val="left"/>
+              <w:jc w:val="center"/>
             </w:pPr>
             <w:r>
               <w:rPr>
@@ -10749,7 +10773,7 @@
           <w:p>
             <w:pPr>
               <w:pStyle w:val="Compact"/>
-              <w:jc w:val="left"/>
+              <w:jc w:val="center"/>
             </w:pPr>
             <w:r>
               <w:rPr>
@@ -10765,7 +10789,7 @@
           <w:p>
             <w:pPr>
               <w:pStyle w:val="Compact"/>
-              <w:jc w:val="left"/>
+              <w:jc w:val="center"/>
             </w:pPr>
             <w:r>
               <w:rPr>
@@ -10783,7 +10807,7 @@
           <w:p>
             <w:pPr>
               <w:pStyle w:val="Compact"/>
-              <w:jc w:val="left"/>
+              <w:jc w:val="center"/>
             </w:pPr>
             <w:r>
               <w:rPr>
@@ -10798,7 +10822,7 @@
           <w:p>
             <w:pPr>
               <w:pStyle w:val="Compact"/>
-              <w:jc w:val="left"/>
+              <w:jc w:val="center"/>
             </w:pPr>
             <w:r>
               <w:rPr>
@@ -10825,7 +10849,7 @@
           <w:p>
             <w:pPr>
               <w:pStyle w:val="Compact"/>
-              <w:jc w:val="left"/>
+              <w:jc w:val="center"/>
             </w:pPr>
             <w:r>
               <w:rPr>
@@ -10842,7 +10866,7 @@
           <w:p>
             <w:pPr>
               <w:pStyle w:val="Compact"/>
-              <w:jc w:val="left"/>
+              <w:jc w:val="center"/>
             </w:pPr>
             <w:r>
               <w:rPr>
@@ -10857,7 +10881,7 @@
           <w:p>
             <w:pPr>
               <w:pStyle w:val="Compact"/>
-              <w:jc w:val="left"/>
+              <w:jc w:val="center"/>
             </w:pPr>
             <w:r>
               <w:rPr>
@@ -10872,7 +10896,7 @@
           <w:p>
             <w:pPr>
               <w:pStyle w:val="Compact"/>
-              <w:jc w:val="left"/>
+              <w:jc w:val="center"/>
             </w:pPr>
             <w:r>
               <w:rPr>
@@ -10889,7 +10913,7 @@
           <w:p>
             <w:pPr>
               <w:pStyle w:val="Compact"/>
-              <w:jc w:val="left"/>
+              <w:jc w:val="center"/>
             </w:pPr>
             <w:r>
               <w:rPr>
@@ -10904,7 +10928,7 @@
           <w:p>
             <w:pPr>
               <w:pStyle w:val="Compact"/>
-              <w:jc w:val="left"/>
+              <w:jc w:val="center"/>
             </w:pPr>
             <w:r>
               <w:rPr>
@@ -10919,7 +10943,7 @@
           <w:p>
             <w:pPr>
               <w:pStyle w:val="Compact"/>
-              <w:jc w:val="left"/>
+              <w:jc w:val="center"/>
             </w:pPr>
             <w:r>
               <w:rPr>
@@ -10936,7 +10960,7 @@
           <w:p>
             <w:pPr>
               <w:pStyle w:val="Compact"/>
-              <w:jc w:val="left"/>
+              <w:jc w:val="center"/>
             </w:pPr>
             <w:r>
               <w:rPr>
@@ -10951,7 +10975,7 @@
           <w:p>
             <w:pPr>
               <w:pStyle w:val="Compact"/>
-              <w:jc w:val="left"/>
+              <w:jc w:val="center"/>
             </w:pPr>
             <w:r>
               <w:rPr>
@@ -10966,7 +10990,7 @@
           <w:p>
             <w:pPr>
               <w:pStyle w:val="Compact"/>
-              <w:jc w:val="left"/>
+              <w:jc w:val="center"/>
             </w:pPr>
             <w:r>
               <w:rPr>
@@ -10983,7 +11007,7 @@
           <w:p>
             <w:pPr>
               <w:pStyle w:val="Compact"/>
-              <w:jc w:val="left"/>
+              <w:jc w:val="center"/>
             </w:pPr>
             <w:r>
               <w:rPr>
@@ -10998,7 +11022,7 @@
           <w:p>
             <w:pPr>
               <w:pStyle w:val="Compact"/>
-              <w:jc w:val="left"/>
+              <w:jc w:val="center"/>
             </w:pPr>
             <w:r>
               <w:rPr>
@@ -11013,7 +11037,7 @@
           <w:p>
             <w:pPr>
               <w:pStyle w:val="Compact"/>
-              <w:jc w:val="left"/>
+              <w:jc w:val="center"/>
             </w:pPr>
             <w:r>
               <w:rPr>
@@ -11030,7 +11054,7 @@
           <w:p>
             <w:pPr>
               <w:pStyle w:val="Compact"/>
-              <w:jc w:val="left"/>
+              <w:jc w:val="center"/>
             </w:pPr>
             <w:r>
               <w:rPr>
@@ -11045,7 +11069,7 @@
           <w:p>
             <w:pPr>
               <w:pStyle w:val="Compact"/>
-              <w:jc w:val="left"/>
+              <w:jc w:val="center"/>
             </w:pPr>
             <w:r>
               <w:rPr>
@@ -11060,7 +11084,7 @@
           <w:p>
             <w:pPr>
               <w:pStyle w:val="Compact"/>
-              <w:jc w:val="left"/>
+              <w:jc w:val="center"/>
             </w:pPr>
             <w:r>
               <w:rPr>
@@ -11077,7 +11101,7 @@
           <w:p>
             <w:pPr>
               <w:pStyle w:val="Compact"/>
-              <w:jc w:val="left"/>
+              <w:jc w:val="center"/>
             </w:pPr>
             <w:r>
               <w:rPr>
@@ -11092,7 +11116,7 @@
           <w:p>
             <w:pPr>
               <w:pStyle w:val="Compact"/>
-              <w:jc w:val="left"/>
+              <w:jc w:val="center"/>
             </w:pPr>
             <w:r>
               <w:rPr>
@@ -11107,7 +11131,7 @@
           <w:p>
             <w:pPr>
               <w:pStyle w:val="Compact"/>
-              <w:jc w:val="left"/>
+              <w:jc w:val="center"/>
             </w:pPr>
             <w:r>
               <w:rPr>
@@ -11124,7 +11148,7 @@
           <w:p>
             <w:pPr>
               <w:pStyle w:val="Compact"/>
-              <w:jc w:val="left"/>
+              <w:jc w:val="center"/>
             </w:pPr>
             <w:r>
               <w:rPr>
@@ -11139,7 +11163,7 @@
           <w:p>
             <w:pPr>
               <w:pStyle w:val="Compact"/>
-              <w:jc w:val="left"/>
+              <w:jc w:val="center"/>
             </w:pPr>
             <w:r>
               <w:rPr>
@@ -11154,7 +11178,7 @@
           <w:p>
             <w:pPr>
               <w:pStyle w:val="Compact"/>
-              <w:jc w:val="left"/>
+              <w:jc w:val="center"/>
             </w:pPr>
             <w:r>
               <w:rPr>
@@ -11171,7 +11195,7 @@
           <w:p>
             <w:pPr>
               <w:pStyle w:val="Compact"/>
-              <w:jc w:val="left"/>
+              <w:jc w:val="center"/>
             </w:pPr>
             <w:r>
               <w:rPr>
@@ -11186,7 +11210,7 @@
           <w:p>
             <w:pPr>
               <w:pStyle w:val="Compact"/>
-              <w:jc w:val="left"/>
+              <w:jc w:val="center"/>
             </w:pPr>
             <w:r>
               <w:rPr>
@@ -11201,7 +11225,7 @@
           <w:p>
             <w:pPr>
               <w:pStyle w:val="Compact"/>
-              <w:jc w:val="left"/>
+              <w:jc w:val="center"/>
             </w:pPr>
             <w:r>
               <w:rPr>
@@ -11218,7 +11242,7 @@
           <w:p>
             <w:pPr>
               <w:pStyle w:val="Compact"/>
-              <w:jc w:val="left"/>
+              <w:jc w:val="center"/>
             </w:pPr>
             <w:r>
               <w:rPr>
@@ -11233,7 +11257,7 @@
           <w:p>
             <w:pPr>
               <w:pStyle w:val="Compact"/>
-              <w:jc w:val="left"/>
+              <w:jc w:val="center"/>
             </w:pPr>
             <w:r>
               <w:rPr>
@@ -11248,7 +11272,7 @@
           <w:p>
             <w:pPr>
               <w:pStyle w:val="Compact"/>
-              <w:jc w:val="left"/>
+              <w:jc w:val="center"/>
             </w:pPr>
             <w:r>
               <w:rPr>
@@ -11267,8 +11291,8 @@
         </w:pict>
       </w:r>
     </w:p>
-    <w:bookmarkEnd w:id="46"/>
-    <w:bookmarkStart w:id="50" w:name="六练习题"/>
+    <w:bookmarkEnd w:id="49"/>
+    <w:bookmarkStart w:id="53" w:name="六练习题"/>
     <w:p>
       <w:pPr>
         <w:pStyle w:val="Heading2"/>
@@ -11280,7 +11304,7 @@
         <w:t xml:space="preserve">六、练习题</w:t>
       </w:r>
     </w:p>
-    <w:bookmarkStart w:id="47" w:name="基础巩固"/>
+    <w:bookmarkStart w:id="50" w:name="基础巩固"/>
     <w:p>
       <w:pPr>
         <w:pStyle w:val="Heading3"/>
@@ -11418,8 +11442,8 @@
         <w:t xml:space="preserve">苯酚、对硝基苯酚、对甲苯酚</w:t>
       </w:r>
     </w:p>
-    <w:bookmarkEnd w:id="47"/>
-    <w:bookmarkStart w:id="48" w:name="提高训练"/>
+    <w:bookmarkEnd w:id="50"/>
+    <w:bookmarkStart w:id="51" w:name="提高训练"/>
     <w:p>
       <w:pPr>
         <w:pStyle w:val="Heading3"/>
@@ -11518,8 +11542,8 @@
         <w:t xml:space="preserve">(CH₃)₃C⁺、CH₃CH₂⁺、CH₃⁺、(CH₃)₂CH⁺、CH₂=CH-CH₂⁺</w:t>
       </w:r>
     </w:p>
-    <w:bookmarkEnd w:id="48"/>
-    <w:bookmarkStart w:id="49" w:name="挑战"/>
+    <w:bookmarkEnd w:id="51"/>
+    <w:bookmarkStart w:id="52" w:name="挑战"/>
     <w:p>
       <w:pPr>
         <w:pStyle w:val="Heading3"/>
@@ -11589,9 +11613,9 @@
         </w:pict>
       </w:r>
     </w:p>
-    <w:bookmarkEnd w:id="49"/>
-    <w:bookmarkEnd w:id="50"/>
-    <w:bookmarkStart w:id="51" w:name="参考答案"/>
+    <w:bookmarkEnd w:id="52"/>
+    <w:bookmarkEnd w:id="53"/>
+    <w:bookmarkStart w:id="54" w:name="参考答案"/>
     <w:p>
       <w:pPr>
         <w:pStyle w:val="Heading2"/>
@@ -11819,8 +11843,8 @@
         <w:t xml:space="preserve">可能为环辛烯或甲基环庚烯等</w:t>
       </w:r>
     </w:p>
-    <w:bookmarkEnd w:id="51"/>
-    <w:bookmarkEnd w:id="52"/>
+    <w:bookmarkEnd w:id="54"/>
+    <w:bookmarkEnd w:id="55"/>
     <w:sectPr>
       <w:footerReference w:type="default" r:id="rId9"/>
       <w:footnotePr>

--- a/06-学生侧材料/讲义/2026-06-23-有机化学基础.docx
+++ b/06-学生侧材料/讲义/2026-06-23-有机化学基础.docx
@@ -932,8 +932,15 @@
     </w:p>
     <w:p>
       <w:pPr>
-        <w:pStyle w:val="BlockText"/>
-      </w:pPr>
+        <w:pStyle w:val="FirstParagraph"/>
+      </w:pPr>
+      <w:r>
+        <w:rPr>
+          <w:b/>
+          <w:bCs/>
+        </w:rPr>
+        <w:t xml:space="preserve">💡 </w:t>
+      </w:r>
       <w:r>
         <w:rPr>
           <w:rFonts w:hint="eastAsia" w:eastAsia="SimSun" w:ascii="Times New Roman" w:hAnsi="Times New Roman"/>
@@ -960,7 +967,7 @@
     </w:p>
     <w:p>
       <w:pPr>
-        <w:pStyle w:val="FirstParagraph"/>
+        <w:pStyle w:val="BodyText"/>
       </w:pPr>
       <w:r>
         <w:rPr>
@@ -2446,8 +2453,14 @@
     </w:p>
     <w:p>
       <w:pPr>
-        <w:pStyle w:val="BlockText"/>
-      </w:pPr>
+        <w:pStyle w:val="BodyText"/>
+      </w:pPr>
+      <w:r>
+        <w:t xml:space="preserve">⚠️</w:t>
+      </w:r>
+      <w:r>
+        <w:t xml:space="preserve"> </w:t>
+      </w:r>
       <w:r>
         <w:rPr>
           <w:rFonts w:hint="eastAsia" w:eastAsia="SimSun" w:ascii="Times New Roman" w:hAnsi="Times New Roman"/>
@@ -2826,8 +2839,15 @@
     </w:p>
     <w:p>
       <w:pPr>
-        <w:pStyle w:val="BlockText"/>
-      </w:pPr>
+        <w:pStyle w:val="BodyText"/>
+      </w:pPr>
+      <w:r>
+        <w:rPr>
+          <w:b/>
+          <w:bCs/>
+        </w:rPr>
+        <w:t xml:space="preserve">💡 </w:t>
+      </w:r>
       <w:r>
         <w:rPr>
           <w:rFonts w:hint="eastAsia" w:eastAsia="SimSun" w:ascii="Times New Roman" w:hAnsi="Times New Roman"/>
@@ -2845,7 +2865,7 @@
     </w:p>
     <w:p>
       <w:pPr>
-        <w:pStyle w:val="FirstParagraph"/>
+        <w:pStyle w:val="BodyText"/>
       </w:pPr>
       <w:r>
         <w:rPr>
@@ -3250,8 +3270,14 @@
     </w:p>
     <w:p>
       <w:pPr>
-        <w:pStyle w:val="BlockText"/>
-      </w:pPr>
+        <w:pStyle w:val="BodyText"/>
+      </w:pPr>
+      <w:r>
+        <w:t xml:space="preserve">⚠️</w:t>
+      </w:r>
+      <w:r>
+        <w:t xml:space="preserve"> </w:t>
+      </w:r>
       <w:r>
         <w:rPr>
           <w:rFonts w:hint="eastAsia" w:eastAsia="SimSun" w:ascii="Times New Roman" w:hAnsi="Times New Roman"/>
@@ -3269,8 +3295,15 @@
     </w:p>
     <w:p>
       <w:pPr>
-        <w:pStyle w:val="BlockText"/>
-      </w:pPr>
+        <w:pStyle w:val="BodyText"/>
+      </w:pPr>
+      <w:r>
+        <w:rPr>
+          <w:b/>
+          <w:bCs/>
+        </w:rPr>
+        <w:t xml:space="preserve">💡 </w:t>
+      </w:r>
       <w:r>
         <w:rPr>
           <w:rFonts w:hint="eastAsia" w:eastAsia="SimSun" w:ascii="Times New Roman" w:hAnsi="Times New Roman"/>
@@ -3538,8 +3571,14 @@
     </w:p>
     <w:p>
       <w:pPr>
-        <w:pStyle w:val="BlockText"/>
-      </w:pPr>
+        <w:pStyle w:val="BodyText"/>
+      </w:pPr>
+      <w:r>
+        <w:t xml:space="preserve">⚠️</w:t>
+      </w:r>
+      <w:r>
+        <w:t xml:space="preserve"> </w:t>
+      </w:r>
       <w:r>
         <w:rPr>
           <w:rFonts w:hint="eastAsia" w:eastAsia="SimSun" w:ascii="Times New Roman" w:hAnsi="Times New Roman"/>
@@ -3624,7 +3663,7 @@
     </w:p>
     <w:p>
       <w:pPr>
-        <w:pStyle w:val="FirstParagraph"/>
+        <w:pStyle w:val="BodyText"/>
       </w:pPr>
       <w:r>
         <w:rPr>
@@ -3835,8 +3874,15 @@
     </w:p>
     <w:p>
       <w:pPr>
-        <w:pStyle w:val="BlockText"/>
-      </w:pPr>
+        <w:pStyle w:val="FirstParagraph"/>
+      </w:pPr>
+      <w:r>
+        <w:rPr>
+          <w:b/>
+          <w:bCs/>
+        </w:rPr>
+        <w:t xml:space="preserve">💡 </w:t>
+      </w:r>
       <w:r>
         <w:rPr>
           <w:rFonts w:hint="eastAsia" w:eastAsia="SimSun" w:ascii="Times New Roman" w:hAnsi="Times New Roman"/>
@@ -3866,7 +3912,7 @@
     </w:p>
     <w:p>
       <w:pPr>
-        <w:pStyle w:val="FirstParagraph"/>
+        <w:pStyle w:val="BodyText"/>
       </w:pPr>
       <w:r>
         <w:rPr>
@@ -4637,8 +4683,15 @@
     </w:p>
     <w:p>
       <w:pPr>
-        <w:pStyle w:val="BlockText"/>
-      </w:pPr>
+        <w:pStyle w:val="BodyText"/>
+      </w:pPr>
+      <w:r>
+        <w:rPr>
+          <w:b/>
+          <w:bCs/>
+        </w:rPr>
+        <w:t xml:space="preserve">💡 </w:t>
+      </w:r>
       <w:r>
         <w:rPr>
           <w:rFonts w:hint="eastAsia" w:eastAsia="SimSun" w:ascii="Times New Roman" w:hAnsi="Times New Roman"/>
@@ -4710,7 +4763,7 @@
     </w:p>
     <w:p>
       <w:pPr>
-        <w:pStyle w:val="FirstParagraph"/>
+        <w:pStyle w:val="BodyText"/>
       </w:pPr>
       <w:r>
         <w:rPr>
@@ -6261,8 +6314,14 @@
     </w:tbl>
     <w:p>
       <w:pPr>
-        <w:pStyle w:val="BlockText"/>
-      </w:pPr>
+        <w:pStyle w:val="BodyText"/>
+      </w:pPr>
+      <w:r>
+        <w:t xml:space="preserve">⚠️</w:t>
+      </w:r>
+      <w:r>
+        <w:t xml:space="preserve"> </w:t>
+      </w:r>
       <w:r>
         <w:rPr>
           <w:rFonts w:hint="eastAsia" w:eastAsia="SimSun" w:ascii="Times New Roman" w:hAnsi="Times New Roman"/>
@@ -6782,8 +6841,15 @@
     </w:p>
     <w:p>
       <w:pPr>
-        <w:pStyle w:val="BlockText"/>
-      </w:pPr>
+        <w:pStyle w:val="BodyText"/>
+      </w:pPr>
+      <w:r>
+        <w:rPr>
+          <w:b/>
+          <w:bCs/>
+        </w:rPr>
+        <w:t xml:space="preserve">💡 </w:t>
+      </w:r>
       <w:r>
         <w:rPr>
           <w:rFonts w:hint="eastAsia" w:eastAsia="SimSun" w:ascii="Times New Roman" w:hAnsi="Times New Roman"/>
@@ -7059,8 +7125,15 @@
     </w:p>
     <w:p>
       <w:pPr>
-        <w:pStyle w:val="BlockText"/>
-      </w:pPr>
+        <w:pStyle w:val="BodyText"/>
+      </w:pPr>
+      <w:r>
+        <w:rPr>
+          <w:b/>
+          <w:bCs/>
+        </w:rPr>
+        <w:t xml:space="preserve">💡 </w:t>
+      </w:r>
       <w:r>
         <w:rPr>
           <w:rFonts w:hint="eastAsia" w:eastAsia="SimSun" w:ascii="Times New Roman" w:hAnsi="Times New Roman"/>
@@ -7581,8 +7654,14 @@
     </w:p>
     <w:p>
       <w:pPr>
-        <w:pStyle w:val="BlockText"/>
-      </w:pPr>
+        <w:pStyle w:val="FirstParagraph"/>
+      </w:pPr>
+      <w:r>
+        <w:t xml:space="preserve">⚠️</w:t>
+      </w:r>
+      <w:r>
+        <w:t xml:space="preserve"> </w:t>
+      </w:r>
       <w:r>
         <w:rPr>
           <w:rFonts w:hint="eastAsia" w:eastAsia="SimSun" w:ascii="Times New Roman" w:hAnsi="Times New Roman"/>
@@ -7600,8 +7679,14 @@
     </w:p>
     <w:p>
       <w:pPr>
-        <w:pStyle w:val="BlockText"/>
-      </w:pPr>
+        <w:pStyle w:val="BodyText"/>
+      </w:pPr>
+      <w:r>
+        <w:t xml:space="preserve">⚠️</w:t>
+      </w:r>
+      <w:r>
+        <w:t xml:space="preserve"> </w:t>
+      </w:r>
       <w:r>
         <w:rPr>
           <w:rFonts w:hint="eastAsia" w:eastAsia="SimSun" w:ascii="Times New Roman" w:hAnsi="Times New Roman"/>
@@ -7631,8 +7716,14 @@
     </w:p>
     <w:p>
       <w:pPr>
-        <w:pStyle w:val="BlockText"/>
-      </w:pPr>
+        <w:pStyle w:val="BodyText"/>
+      </w:pPr>
+      <w:r>
+        <w:t xml:space="preserve">⚠️</w:t>
+      </w:r>
+      <w:r>
+        <w:t xml:space="preserve"> </w:t>
+      </w:r>
       <w:r>
         <w:rPr>
           <w:rFonts w:hint="eastAsia" w:eastAsia="SimSun" w:ascii="Times New Roman" w:hAnsi="Times New Roman"/>
@@ -7659,8 +7750,14 @@
     </w:p>
     <w:p>
       <w:pPr>
-        <w:pStyle w:val="BlockText"/>
-      </w:pPr>
+        <w:pStyle w:val="BodyText"/>
+      </w:pPr>
+      <w:r>
+        <w:t xml:space="preserve">⚠️</w:t>
+      </w:r>
+      <w:r>
+        <w:t xml:space="preserve"> </w:t>
+      </w:r>
       <w:r>
         <w:rPr>
           <w:rFonts w:hint="eastAsia" w:eastAsia="SimSun" w:ascii="Times New Roman" w:hAnsi="Times New Roman"/>
@@ -7687,8 +7784,14 @@
     </w:p>
     <w:p>
       <w:pPr>
-        <w:pStyle w:val="BlockText"/>
-      </w:pPr>
+        <w:pStyle w:val="BodyText"/>
+      </w:pPr>
+      <w:r>
+        <w:t xml:space="preserve">⚠️</w:t>
+      </w:r>
+      <w:r>
+        <w:t xml:space="preserve"> </w:t>
+      </w:r>
       <w:r>
         <w:rPr>
           <w:rFonts w:hint="eastAsia" w:eastAsia="SimSun" w:ascii="Times New Roman" w:hAnsi="Times New Roman"/>
@@ -7709,8 +7812,14 @@
     </w:p>
     <w:p>
       <w:pPr>
-        <w:pStyle w:val="BlockText"/>
-      </w:pPr>
+        <w:pStyle w:val="BodyText"/>
+      </w:pPr>
+      <w:r>
+        <w:t xml:space="preserve">⚠️</w:t>
+      </w:r>
+      <w:r>
+        <w:t xml:space="preserve"> </w:t>
+      </w:r>
       <w:r>
         <w:rPr>
           <w:rFonts w:hint="eastAsia" w:eastAsia="SimSun" w:ascii="Times New Roman" w:hAnsi="Times New Roman"/>
@@ -7744,8 +7853,15 @@
     </w:p>
     <w:p>
       <w:pPr>
-        <w:pStyle w:val="BlockText"/>
-      </w:pPr>
+        <w:pStyle w:val="FirstParagraph"/>
+      </w:pPr>
+      <w:r>
+        <w:rPr>
+          <w:b/>
+          <w:bCs/>
+        </w:rPr>
+        <w:t xml:space="preserve">💡 </w:t>
+      </w:r>
       <w:r>
         <w:rPr>
           <w:rFonts w:hint="eastAsia" w:eastAsia="SimSun" w:ascii="Times New Roman" w:hAnsi="Times New Roman"/>
@@ -7763,8 +7879,15 @@
     </w:p>
     <w:p>
       <w:pPr>
-        <w:pStyle w:val="BlockText"/>
-      </w:pPr>
+        <w:pStyle w:val="BodyText"/>
+      </w:pPr>
+      <w:r>
+        <w:rPr>
+          <w:b/>
+          <w:bCs/>
+        </w:rPr>
+        <w:t xml:space="preserve">💡 </w:t>
+      </w:r>
       <w:r>
         <w:rPr>
           <w:rFonts w:hint="eastAsia" w:eastAsia="SimSun" w:ascii="Times New Roman" w:hAnsi="Times New Roman"/>
@@ -7782,8 +7905,15 @@
     </w:p>
     <w:p>
       <w:pPr>
-        <w:pStyle w:val="BlockText"/>
-      </w:pPr>
+        <w:pStyle w:val="BodyText"/>
+      </w:pPr>
+      <w:r>
+        <w:rPr>
+          <w:b/>
+          <w:bCs/>
+        </w:rPr>
+        <w:t xml:space="preserve">💡 </w:t>
+      </w:r>
       <w:r>
         <w:rPr>
           <w:rFonts w:hint="eastAsia" w:eastAsia="SimSun" w:ascii="Times New Roman" w:hAnsi="Times New Roman"/>
@@ -7801,8 +7931,15 @@
     </w:p>
     <w:p>
       <w:pPr>
-        <w:pStyle w:val="BlockText"/>
-      </w:pPr>
+        <w:pStyle w:val="BodyText"/>
+      </w:pPr>
+      <w:r>
+        <w:rPr>
+          <w:b/>
+          <w:bCs/>
+        </w:rPr>
+        <w:t xml:space="preserve">💡 </w:t>
+      </w:r>
       <w:r>
         <w:rPr>
           <w:rFonts w:hint="eastAsia" w:eastAsia="SimSun" w:ascii="Times New Roman" w:hAnsi="Times New Roman"/>
@@ -7829,8 +7966,15 @@
     </w:p>
     <w:p>
       <w:pPr>
-        <w:pStyle w:val="BlockText"/>
-      </w:pPr>
+        <w:pStyle w:val="BodyText"/>
+      </w:pPr>
+      <w:r>
+        <w:rPr>
+          <w:b/>
+          <w:bCs/>
+        </w:rPr>
+        <w:t xml:space="preserve">💡 </w:t>
+      </w:r>
       <w:r>
         <w:rPr>
           <w:rFonts w:hint="eastAsia" w:eastAsia="SimSun" w:ascii="Times New Roman" w:hAnsi="Times New Roman"/>
